--- a/output/test_output_final_formatted_agendas.docx
+++ b/output/test_output_final_formatted_agendas.docx
@@ -46,8 +46,6 @@
                 <w:szCs w:val="48"/>
               </w:rPr>
             </w:pPr>
-            <w:proofErr w:type="spellStart"/>
-            <w:proofErr w:type="spellEnd"/>
             <w:r>
               <w:rPr>
                 <w:rFonts w:eastAsia="標楷體"/>
@@ -151,7 +149,6 @@
                 <w:szCs w:val="28"/>
               </w:rPr>
             </w:pPr>
-            <w:proofErr w:type="gramStart"/>
             <w:r>
               <w:rPr>
                 <w:rFonts w:eastAsia="標楷體" w:hAnsi="標楷體"/>
@@ -161,7 +158,6 @@
               </w:rPr>
               <w:t>一</w:t>
             </w:r>
-            <w:proofErr w:type="gramEnd"/>
             <w:r>
               <w:rPr>
                 <w:rFonts w:eastAsia="標楷體"/>
@@ -1129,27 +1125,7 @@
                 <w:sz w:val="28"/>
                 <w:szCs w:val="28"/>
               </w:rPr>
-              <w:t>選出</w:t>
-            </w:r>
-            <w:proofErr w:type="gramStart"/>
-            <w:r>
-              <w:rPr>
-                <w:rFonts w:eastAsia="標楷體" w:hAnsi="標楷體" w:hint="eastAsia"/>
-                <w:color w:val="000000"/>
-                <w:sz w:val="28"/>
-                <w:szCs w:val="28"/>
-              </w:rPr>
-              <w:t>三</w:t>
-            </w:r>
-            <w:proofErr w:type="gramEnd"/>
-            <w:r>
-              <w:rPr>
-                <w:rFonts w:eastAsia="標楷體" w:hAnsi="標楷體" w:hint="eastAsia"/>
-                <w:color w:val="000000"/>
-                <w:sz w:val="28"/>
-                <w:szCs w:val="28"/>
-              </w:rPr>
-              <w:t>席董事及一席監察人，任期三年，自改選之日起算</w:t>
+              <w:t>選出三席董事及一席監察人，任期三年，自改選之日起算</w:t>
             </w:r>
             <w:r>
               <w:rPr>
@@ -1808,9 +1784,9 @@
         <w:tblLook w:val="04A0" w:firstRow="1" w:lastRow="0" w:firstColumn="1" w:lastColumn="0" w:noHBand="0" w:noVBand="1"/>
       </w:tblPr>
       <w:tblGrid>
-        <w:gridCol w:w="2837"/>
-        <w:gridCol w:w="1302"/>
-        <w:gridCol w:w="5409"/>
+        <w:gridCol w:w="1304"/>
+        <w:gridCol w:w="992"/>
+        <w:gridCol w:w="7252"/>
       </w:tblGrid>
       <w:tr>
         <w:tc>
@@ -1836,7 +1812,6 @@
               </w:rPr>
               <w:t>{{</w:t>
             </w:r>
-            <w:proofErr w:type="spellStart"/>
             <w:r>
               <w:rPr>
                 <w:rFonts w:eastAsia="標楷體"/>
@@ -1867,16 +1842,7 @@
                 <w:sz w:val="28"/>
                 <w:szCs w:val="28"/>
               </w:rPr>
-              <w:t>_table</w:t>
-            </w:r>
-            <w:proofErr w:type="spellEnd"/>
-            <w:r>
-              <w:rPr>
-                <w:rFonts w:eastAsia="標楷體" w:hint="eastAsia"/>
-                <w:sz w:val="28"/>
-                <w:szCs w:val="28"/>
-              </w:rPr>
-              <w:t>}}</w:t>
+              <w:t>_table}}</w:t>
             </w:r>
           </w:p>
         </w:tc>
@@ -1884,7 +1850,7 @@
       <w:tr>
         <w:tc>
           <w:tcPr>
-            <w:tcW w:w="2837" w:type="dxa"/>
+            <w:tcW w:w="1304" w:type="dxa"/>
           </w:tcPr>
           <w:p>
             <w:pPr>
@@ -1906,31 +1872,31 @@
         </w:tc>
         <w:tc>
           <w:tcPr>
-            <w:tcW w:w="1302" w:type="dxa"/>
+            <w:tcW w:w="992" w:type="dxa"/>
           </w:tcPr>
           <w:p>
             <w:pPr>
               <w:snapToGrid w:val="0"/>
               <w:spacing w:line="240" w:lineRule="atLeast"/>
               <w:rPr>
+                <w:rFonts w:eastAsia="標楷體"/>
+                <w:sz w:val="28"/>
+                <w:szCs w:val="28"/>
+              </w:rPr>
+            </w:pPr>
+            <w:r>
+              <w:rPr>
                 <w:rFonts w:eastAsia="標楷體" w:hint="eastAsia"/>
                 <w:sz w:val="28"/>
                 <w:szCs w:val="28"/>
               </w:rPr>
-            </w:pPr>
-            <w:r>
-              <w:rPr>
-                <w:rFonts w:eastAsia="標楷體" w:hint="eastAsia"/>
-                <w:sz w:val="28"/>
-                <w:szCs w:val="28"/>
-              </w:rPr>
               <w:t>案由：</w:t>
             </w:r>
           </w:p>
         </w:tc>
         <w:tc>
           <w:tcPr>
-            <w:tcW w:w="5409" w:type="dxa"/>
+            <w:tcW w:w="7252" w:type="dxa"/>
           </w:tcPr>
           <w:p>
             <w:pPr>
@@ -1955,7 +1921,7 @@
       <w:tr>
         <w:tc>
           <w:tcPr>
-            <w:tcW w:w="2837" w:type="dxa"/>
+            <w:tcW w:w="1304" w:type="dxa"/>
           </w:tcPr>
           <w:p>
             <w:pPr>
@@ -1971,7 +1937,7 @@
         </w:tc>
         <w:tc>
           <w:tcPr>
-            <w:tcW w:w="1302" w:type="dxa"/>
+            <w:tcW w:w="992" w:type="dxa"/>
           </w:tcPr>
           <w:p>
             <w:pPr>
@@ -1995,7 +1961,7 @@
         </w:tc>
         <w:tc>
           <w:tcPr>
-            <w:tcW w:w="5409" w:type="dxa"/>
+            <w:tcW w:w="7252" w:type="dxa"/>
           </w:tcPr>
           <w:p>
             <w:pPr>
@@ -2020,7 +1986,7 @@
       <w:tr>
         <w:tc>
           <w:tcPr>
-            <w:tcW w:w="2837" w:type="dxa"/>
+            <w:tcW w:w="1304" w:type="dxa"/>
           </w:tcPr>
           <w:p>
             <w:pPr>
@@ -2036,7 +2002,7 @@
         </w:tc>
         <w:tc>
           <w:tcPr>
-            <w:tcW w:w="1302" w:type="dxa"/>
+            <w:tcW w:w="992" w:type="dxa"/>
           </w:tcPr>
           <w:p>
             <w:pPr>
@@ -2060,7 +2026,7 @@
         </w:tc>
         <w:tc>
           <w:tcPr>
-            <w:tcW w:w="5409" w:type="dxa"/>
+            <w:tcW w:w="7252" w:type="dxa"/>
           </w:tcPr>
           <w:p>
             <w:pPr>
@@ -2091,7 +2057,7 @@
       <w:tr>
         <w:tc>
           <w:tcPr>
-            <w:tcW w:w="2837" w:type="dxa"/>
+            <w:tcW w:w="1304" w:type="dxa"/>
           </w:tcPr>
           <w:p>
             <w:pPr>
@@ -2113,31 +2079,31 @@
         </w:tc>
         <w:tc>
           <w:tcPr>
-            <w:tcW w:w="1302" w:type="dxa"/>
+            <w:tcW w:w="992" w:type="dxa"/>
           </w:tcPr>
           <w:p>
             <w:pPr>
               <w:snapToGrid w:val="0"/>
               <w:spacing w:line="240" w:lineRule="atLeast"/>
               <w:rPr>
+                <w:rFonts w:eastAsia="標楷體"/>
+                <w:sz w:val="28"/>
+                <w:szCs w:val="28"/>
+              </w:rPr>
+            </w:pPr>
+            <w:r>
+              <w:rPr>
                 <w:rFonts w:eastAsia="標楷體" w:hint="eastAsia"/>
                 <w:sz w:val="28"/>
                 <w:szCs w:val="28"/>
               </w:rPr>
-            </w:pPr>
-            <w:r>
-              <w:rPr>
-                <w:rFonts w:eastAsia="標楷體" w:hint="eastAsia"/>
-                <w:sz w:val="28"/>
-                <w:szCs w:val="28"/>
-              </w:rPr>
               <w:t>案由：</w:t>
             </w:r>
           </w:p>
         </w:tc>
         <w:tc>
           <w:tcPr>
-            <w:tcW w:w="5409" w:type="dxa"/>
+            <w:tcW w:w="7252" w:type="dxa"/>
           </w:tcPr>
           <w:p>
             <w:pPr>
@@ -2162,7 +2128,7 @@
       <w:tr>
         <w:tc>
           <w:tcPr>
-            <w:tcW w:w="2837" w:type="dxa"/>
+            <w:tcW w:w="1304" w:type="dxa"/>
           </w:tcPr>
           <w:p>
             <w:pPr>
@@ -2178,7 +2144,7 @@
         </w:tc>
         <w:tc>
           <w:tcPr>
-            <w:tcW w:w="1302" w:type="dxa"/>
+            <w:tcW w:w="992" w:type="dxa"/>
           </w:tcPr>
           <w:p>
             <w:pPr>
@@ -2202,7 +2168,7 @@
         </w:tc>
         <w:tc>
           <w:tcPr>
-            <w:tcW w:w="5409" w:type="dxa"/>
+            <w:tcW w:w="7252" w:type="dxa"/>
           </w:tcPr>
           <w:p>
             <w:pPr>
@@ -2227,7 +2193,7 @@
       <w:tr>
         <w:tc>
           <w:tcPr>
-            <w:tcW w:w="2837" w:type="dxa"/>
+            <w:tcW w:w="1304" w:type="dxa"/>
           </w:tcPr>
           <w:p>
             <w:pPr>
@@ -2243,7 +2209,7 @@
         </w:tc>
         <w:tc>
           <w:tcPr>
-            <w:tcW w:w="1302" w:type="dxa"/>
+            <w:tcW w:w="992" w:type="dxa"/>
           </w:tcPr>
           <w:p>
             <w:pPr>
@@ -2267,7 +2233,7 @@
         </w:tc>
         <w:tc>
           <w:tcPr>
-            <w:tcW w:w="5409" w:type="dxa"/>
+            <w:tcW w:w="7252" w:type="dxa"/>
           </w:tcPr>
           <w:p>
             <w:pPr>
@@ -2317,7 +2283,7 @@
         <w:snapToGrid w:val="0"/>
         <w:spacing w:line="240" w:lineRule="atLeast"/>
         <w:rPr>
-          <w:rFonts w:eastAsia="標楷體" w:hint="eastAsia"/>
+          <w:rFonts w:eastAsia="標楷體"/>
           <w:sz w:val="28"/>
           <w:szCs w:val="28"/>
         </w:rPr>
@@ -2398,8 +2364,6 @@
                 <w:szCs w:val="48"/>
               </w:rPr>
             </w:pPr>
-            <w:proofErr w:type="spellStart"/>
-            <w:proofErr w:type="spellEnd"/>
             <w:r>
               <w:rPr>
                 <w:rFonts w:ascii="標楷體" w:hAnsi="標楷體" w:eastAsia="標楷體"/>
@@ -2454,7 +2418,6 @@
                 <w:szCs w:val="26"/>
               </w:rPr>
             </w:pPr>
-            <w:proofErr w:type="gramStart"/>
             <w:r>
               <w:rPr>
                 <w:rFonts w:eastAsia="標楷體" w:hAnsi="標楷體"/>
@@ -2464,7 +2427,6 @@
               </w:rPr>
               <w:t>一</w:t>
             </w:r>
-            <w:proofErr w:type="gramEnd"/>
             <w:r>
               <w:rPr>
                 <w:rFonts w:eastAsia="標楷體"/>
@@ -3416,18 +3378,8 @@
                 <w:sz w:val="26"/>
                 <w:szCs w:val="26"/>
               </w:rPr>
-              <w:t>(1)</w:t>
-            </w:r>
-            <w:proofErr w:type="gramStart"/>
-            <w:r>
-              <w:rPr>
-                <w:rFonts w:ascii="標楷體" w:eastAsia="標楷體" w:hAnsi="標楷體" w:hint="eastAsia"/>
-                <w:sz w:val="26"/>
-                <w:szCs w:val="26"/>
-              </w:rPr>
-              <w:t>本次擬增資</w:t>
-            </w:r>
-            <w:proofErr w:type="gramEnd"/>
+              <w:t>(1)本次擬增資</w:t>
+            </w:r>
             <w:r>
               <w:rPr>
                 <w:rFonts w:ascii="標楷體" w:eastAsia="標楷體" w:hAnsi="標楷體" w:hint="eastAsia"/>
@@ -3551,25 +3503,7 @@
                 <w:sz w:val="26"/>
                 <w:szCs w:val="26"/>
               </w:rPr>
-              <w:t>發行，除依法保留10%由員工認股外，餘由股東依持股比例</w:t>
-            </w:r>
-            <w:proofErr w:type="gramStart"/>
-            <w:r>
-              <w:rPr>
-                <w:rFonts w:ascii="標楷體" w:eastAsia="標楷體" w:hAnsi="標楷體" w:hint="eastAsia"/>
-                <w:sz w:val="26"/>
-                <w:szCs w:val="26"/>
-              </w:rPr>
-              <w:t>優先分認</w:t>
-            </w:r>
-            <w:proofErr w:type="gramEnd"/>
-            <w:r>
-              <w:rPr>
-                <w:rFonts w:ascii="標楷體" w:eastAsia="標楷體" w:hAnsi="標楷體" w:hint="eastAsia"/>
-                <w:sz w:val="26"/>
-                <w:szCs w:val="26"/>
-              </w:rPr>
-              <w:t>，期限內未認股繳款者視為棄權，授權董事長洽特定人認足，茲擬定相關日期如下:</w:t>
+              <w:t>發行，除依法保留10%由員工認股外，餘由股東依持股比例優先分認，期限內未認股繳款者視為棄權，授權董事長洽特定人認足，茲擬定相關日期如下:</w:t>
             </w:r>
           </w:p>
           <w:p>
@@ -4355,8 +4289,6 @@
           <w:szCs w:val="48"/>
         </w:rPr>
       </w:pPr>
-      <w:proofErr w:type="spellStart"/>
-      <w:proofErr w:type="spellEnd"/>
       <w:r>
         <w:rPr>
           <w:rFonts w:eastAsia="標楷體"/>
@@ -4509,25 +4441,7 @@
           <w:sz w:val="28"/>
           <w:szCs w:val="28"/>
         </w:rPr>
-        <w:t>四、委託人所稱之事實，</w:t>
-      </w:r>
-      <w:proofErr w:type="gramStart"/>
-      <w:r>
-        <w:rPr>
-          <w:rFonts w:eastAsia="標楷體" w:hint="eastAsia"/>
-          <w:sz w:val="28"/>
-          <w:szCs w:val="28"/>
-        </w:rPr>
-        <w:t>均係正確</w:t>
-      </w:r>
-      <w:proofErr w:type="gramEnd"/>
-      <w:r>
-        <w:rPr>
-          <w:rFonts w:eastAsia="標楷體" w:hint="eastAsia"/>
-          <w:sz w:val="28"/>
-          <w:szCs w:val="28"/>
-        </w:rPr>
-        <w:t>，如有虛偽不實等情事一經發現受任人得隨時終止本約。所有約定酬金及受任人因處理委託事務所墊付之費用，仍應付清，如委任事務終了後發現有虛偽不實等情事所衍生的民、刑事責任完全由委任人負責之。</w:t>
+        <w:t>四、委託人所稱之事實，均係正確，如有虛偽不實等情事一經發現受任人得隨時終止本約。所有約定酬金及受任人因處理委託事務所墊付之費用，仍應付清，如委任事務終了後發現有虛偽不實等情事所衍生的民、刑事責任完全由委任人負責之。</w:t>
       </w:r>
     </w:p>
     <w:p>
@@ -4578,8 +4492,6 @@
           <w:szCs w:val="28"/>
         </w:rPr>
       </w:pPr>
-      <w:proofErr w:type="spellStart"/>
-      <w:proofErr w:type="spellEnd"/>
       <w:r>
         <w:rPr>
           <w:rFonts w:eastAsia="標楷體"/>
@@ -4598,8 +4510,6 @@
           <w:szCs w:val="28"/>
         </w:rPr>
       </w:pPr>
-      <w:proofErr w:type="spellStart"/>
-      <w:proofErr w:type="spellEnd"/>
       <w:r>
         <w:rPr>
           <w:rFonts w:eastAsia="標楷體"/>
@@ -4704,25 +4614,7 @@
           <w:sz w:val="28"/>
           <w:szCs w:val="28"/>
         </w:rPr>
-        <w:t>事務所地址：</w:t>
-      </w:r>
-      <w:proofErr w:type="gramStart"/>
-      <w:r>
-        <w:rPr>
-          <w:rFonts w:eastAsia="標楷體" w:hint="eastAsia"/>
-          <w:sz w:val="28"/>
-          <w:szCs w:val="28"/>
-        </w:rPr>
-        <w:t>臺</w:t>
-      </w:r>
-      <w:proofErr w:type="gramEnd"/>
-      <w:r>
-        <w:rPr>
-          <w:rFonts w:eastAsia="標楷體" w:hint="eastAsia"/>
-          <w:sz w:val="28"/>
-          <w:szCs w:val="28"/>
-        </w:rPr>
-        <w:t>中市西區五權路</w:t>
+        <w:t>事務所地址：臺中市西區五權路</w:t>
       </w:r>
       <w:r>
         <w:rPr>

--- a/output/test_output_final_formatted_agendas.docx
+++ b/output/test_output_final_formatted_agendas.docx
@@ -13,12 +13,9 @@
         <w:tblLook w:val="0000" w:firstRow="0" w:lastRow="0" w:firstColumn="0" w:lastColumn="0" w:noHBand="0" w:noVBand="0"/>
       </w:tblPr>
       <w:tblGrid>
-        <w:gridCol w:w="568"/>
-        <w:gridCol w:w="900"/>
-        <w:gridCol w:w="532"/>
+        <w:gridCol w:w="2000"/>
         <w:gridCol w:w="6"/>
-        <w:gridCol w:w="2166"/>
-        <w:gridCol w:w="1076"/>
+        <w:gridCol w:w="3242"/>
         <w:gridCol w:w="1260"/>
         <w:gridCol w:w="2882"/>
       </w:tblGrid>
@@ -29,7 +26,7 @@
         <w:tc>
           <w:tcPr>
             <w:tcW w:w="9390" w:type="dxa"/>
-            <w:gridSpan w:val="8"/>
+            <w:gridSpan w:val="5"/>
             <w:vAlign w:val="center"/>
           </w:tcPr>
           <w:p>
@@ -46,6 +43,8 @@
                 <w:szCs w:val="48"/>
               </w:rPr>
             </w:pPr>
+            <w:proofErr w:type="spellStart"/>
+            <w:proofErr w:type="spellEnd"/>
             <w:r>
               <w:rPr>
                 <w:rFonts w:eastAsia="標楷體"/>
@@ -113,7 +112,7 @@
         <w:tc>
           <w:tcPr>
             <w:tcW w:w="9390" w:type="dxa"/>
-            <w:gridSpan w:val="8"/>
+            <w:gridSpan w:val="5"/>
             <w:vAlign w:val="center"/>
           </w:tcPr>
           <w:p>
@@ -136,7 +135,7 @@
         <w:tc>
           <w:tcPr>
             <w:tcW w:w="2006" w:type="dxa"/>
-            <w:gridSpan w:val="4"/>
+            <w:gridSpan w:val="2"/>
           </w:tcPr>
           <w:p>
             <w:pPr>
@@ -149,6 +148,7 @@
                 <w:szCs w:val="28"/>
               </w:rPr>
             </w:pPr>
+            <w:proofErr w:type="gramStart"/>
             <w:r>
               <w:rPr>
                 <w:rFonts w:eastAsia="標楷體" w:hAnsi="標楷體"/>
@@ -158,6 +158,7 @@
               </w:rPr>
               <w:t>一</w:t>
             </w:r>
+            <w:proofErr w:type="gramEnd"/>
             <w:r>
               <w:rPr>
                 <w:rFonts w:eastAsia="標楷體"/>
@@ -217,109 +218,26 @@
         <w:tc>
           <w:tcPr>
             <w:tcW w:w="7384" w:type="dxa"/>
-            <w:gridSpan w:val="4"/>
+            <w:gridSpan w:val="3"/>
           </w:tcPr>
           <w:p>
             <w:pPr>
               <w:snapToGrid w:val="0"/>
               <w:spacing w:before="40" w:after="40" w:line="420" w:lineRule="atLeast"/>
               <w:rPr>
-                <w:rFonts w:eastAsia="標楷體"/>
-                <w:color w:val="000000"/>
-                <w:sz w:val="28"/>
-                <w:szCs w:val="28"/>
-              </w:rPr>
-            </w:pPr>
-            <w:r>
-              <w:rPr>
-                <w:rFonts w:eastAsia="標楷體" w:hAnsi="標楷體"/>
-                <w:sz w:val="28"/>
-                <w:szCs w:val="28"/>
-              </w:rPr>
-              <w:t>民國</w:t>
-            </w:r>
-            <w:r>
-              <w:rPr>
-                <w:rFonts w:eastAsia="標楷體"/>
-                <w:sz w:val="28"/>
-                <w:szCs w:val="28"/>
-              </w:rPr>
-              <w:t xml:space="preserve"> 114 </w:t>
-            </w:r>
-            <w:r>
-              <w:rPr>
-                <w:rFonts w:eastAsia="標楷體" w:hAnsi="標楷體"/>
-                <w:sz w:val="28"/>
-                <w:szCs w:val="28"/>
-              </w:rPr>
-              <w:t>年</w:t>
-            </w:r>
-            <w:r>
-              <w:rPr>
                 <w:rFonts w:eastAsia="標楷體" w:hint="eastAsia"/>
-                <w:sz w:val="28"/>
-                <w:szCs w:val="28"/>
-              </w:rPr>
-              <w:t>11</w:t>
-            </w:r>
-            <w:r>
-              <w:rPr>
-                <w:rFonts w:eastAsia="標楷體"/>
-                <w:sz w:val="28"/>
-                <w:szCs w:val="28"/>
-              </w:rPr>
-              <w:t xml:space="preserve"> </w:t>
-            </w:r>
-            <w:r>
-              <w:rPr>
-                <w:rFonts w:eastAsia="標楷體" w:hAnsi="標楷體"/>
-                <w:sz w:val="28"/>
-                <w:szCs w:val="28"/>
-              </w:rPr>
-              <w:t>月</w:t>
-            </w:r>
-            <w:r>
-              <w:rPr>
-                <w:rFonts w:eastAsia="標楷體" w:hint="eastAsia"/>
-                <w:sz w:val="28"/>
-                <w:szCs w:val="28"/>
-              </w:rPr>
-              <w:t>10</w:t>
-            </w:r>
-            <w:r>
-              <w:rPr>
-                <w:rFonts w:eastAsia="標楷體" w:hAnsi="標楷體"/>
-                <w:sz w:val="28"/>
-                <w:szCs w:val="28"/>
-              </w:rPr>
-              <w:t>日</w:t>
-            </w:r>
-            <w:r>
-              <w:rPr>
-                <w:rFonts w:eastAsia="標楷體" w:hAnsi="標楷體"/>
-                <w:color w:val="000000"/>
-                <w:sz w:val="28"/>
-                <w:szCs w:val="28"/>
-              </w:rPr>
-              <w:t>上午</w:t>
-            </w:r>
+                <w:color w:val="000000"/>
+                <w:sz w:val="28"/>
+                <w:szCs w:val="28"/>
+              </w:rPr>
+            </w:pPr>
             <w:r>
               <w:rPr>
                 <w:rFonts w:eastAsia="標楷體" w:hAnsi="標楷體" w:hint="eastAsia"/>
-                <w:color w:val="000000"/>
-                <w:sz w:val="28"/>
-                <w:szCs w:val="28"/>
-              </w:rPr>
-              <w:t>10</w:t>
-            </w:r>
-            <w:r>
-              <w:rPr>
-                <w:rFonts w:eastAsia="標楷體" w:hAnsi="標楷體"/>
-                <w:color w:val="000000"/>
-                <w:sz w:val="28"/>
-                <w:szCs w:val="28"/>
-              </w:rPr>
-              <w:t>時</w:t>
+                <w:sz w:val="28"/>
+                <w:szCs w:val="28"/>
+              </w:rPr>
+              <w:t>{{date}}</w:t>
             </w:r>
           </w:p>
         </w:tc>
@@ -328,7 +246,7 @@
         <w:tc>
           <w:tcPr>
             <w:tcW w:w="2006" w:type="dxa"/>
-            <w:gridSpan w:val="4"/>
+            <w:gridSpan w:val="2"/>
           </w:tcPr>
           <w:p>
             <w:pPr>
@@ -409,27 +327,68 @@
         <w:tc>
           <w:tcPr>
             <w:tcW w:w="7384" w:type="dxa"/>
-            <w:gridSpan w:val="4"/>
+            <w:gridSpan w:val="3"/>
           </w:tcPr>
           <w:p>
             <w:pPr>
               <w:snapToGrid w:val="0"/>
               <w:spacing w:before="40" w:after="40" w:line="420" w:lineRule="atLeast"/>
               <w:rPr>
-                <w:rFonts w:eastAsia="標楷體"/>
-                <w:color w:val="000000"/>
-                <w:sz w:val="28"/>
-                <w:szCs w:val="28"/>
-              </w:rPr>
-            </w:pPr>
+                <w:rFonts w:eastAsia="標楷體" w:hAnsi="標楷體" w:hint="eastAsia"/>
+                <w:color w:val="000000"/>
+                <w:sz w:val="28"/>
+                <w:szCs w:val="28"/>
+              </w:rPr>
+            </w:pPr>
+            <w:r>
+              <w:rPr>
+                <w:rFonts w:eastAsia="標楷體" w:hAnsi="標楷體" w:hint="eastAsia"/>
+                <w:color w:val="000000"/>
+                <w:sz w:val="28"/>
+                <w:szCs w:val="28"/>
+              </w:rPr>
+              <w:t>{{</w:t>
+            </w:r>
+            <w:proofErr w:type="spellStart"/>
             <w:r>
               <w:rPr>
                 <w:rFonts w:eastAsia="標楷體" w:hAnsi="標楷體"/>
                 <w:color w:val="000000"/>
                 <w:sz w:val="28"/>
                 <w:szCs w:val="28"/>
-              </w:rPr>
-              <w:t>本公司會議室</w:t>
+                <w:lang w:val="en"/>
+              </w:rPr>
+              <w:t>meeting</w:t>
+            </w:r>
+            <w:r>
+              <w:rPr>
+                <w:rFonts w:eastAsia="標楷體" w:hAnsi="標楷體" w:hint="eastAsia"/>
+                <w:color w:val="000000"/>
+                <w:sz w:val="28"/>
+                <w:szCs w:val="28"/>
+                <w:lang w:val="en"/>
+              </w:rPr>
+              <w:t>_p</w:t>
+            </w:r>
+            <w:r>
+              <w:rPr>
+                <w:rFonts w:eastAsia="標楷體" w:hAnsi="標楷體"/>
+                <w:color w:val="000000"/>
+                <w:sz w:val="28"/>
+                <w:szCs w:val="28"/>
+                <w:lang w:val="en"/>
+              </w:rPr>
+              <w:t>lace</w:t>
+            </w:r>
+            <w:proofErr w:type="spellEnd"/>
+            <w:r>
+              <w:rPr>
+                <w:rFonts w:eastAsia="標楷體" w:hAnsi="標楷體" w:hint="eastAsia"/>
+                <w:color w:val="000000"/>
+                <w:sz w:val="28"/>
+                <w:szCs w:val="28"/>
+              </w:rPr>
+              <w:t>}}</w:t>
             </w:r>
           </w:p>
         </w:tc>
@@ -438,7 +397,7 @@
         <w:tc>
           <w:tcPr>
             <w:tcW w:w="2006" w:type="dxa"/>
-            <w:gridSpan w:val="4"/>
+            <w:gridSpan w:val="2"/>
           </w:tcPr>
           <w:p>
             <w:pPr>
@@ -519,46 +478,138 @@
         <w:tc>
           <w:tcPr>
             <w:tcW w:w="7384" w:type="dxa"/>
-            <w:gridSpan w:val="4"/>
+            <w:gridSpan w:val="3"/>
           </w:tcPr>
           <w:p>
             <w:pPr>
               <w:snapToGrid w:val="0"/>
               <w:spacing w:before="40" w:after="40" w:line="420" w:lineRule="atLeast"/>
               <w:rPr>
-                <w:rFonts w:eastAsia="標楷體"/>
-                <w:color w:val="000000"/>
-                <w:sz w:val="28"/>
-                <w:szCs w:val="28"/>
-              </w:rPr>
-            </w:pPr>
-            <w:r>
-              <w:rPr>
                 <w:rFonts w:eastAsia="標楷體" w:hAnsi="標楷體"/>
                 <w:color w:val="000000"/>
                 <w:sz w:val="28"/>
                 <w:szCs w:val="28"/>
               </w:rPr>
+            </w:pPr>
+            <w:r>
+              <w:rPr>
+                <w:rFonts w:eastAsia="標楷體" w:hAnsi="標楷體"/>
+                <w:color w:val="000000"/>
+                <w:sz w:val="28"/>
+                <w:szCs w:val="28"/>
+              </w:rPr>
               <w:t>代表已發行股份總數</w:t>
             </w:r>
             <w:r>
               <w:rPr>
+                <w:rFonts w:eastAsia="標楷體" w:hAnsi="標楷體" w:hint="eastAsia"/>
+                <w:color w:val="000000"/>
+                <w:sz w:val="28"/>
+                <w:szCs w:val="28"/>
+              </w:rPr>
+              <w:t>{{</w:t>
+            </w:r>
+            <w:proofErr w:type="spellStart"/>
+            <w:r>
+              <w:rPr>
+                <w:rFonts w:eastAsia="標楷體" w:hAnsi="標楷體"/>
+                <w:color w:val="000000"/>
+                <w:sz w:val="28"/>
+                <w:szCs w:val="28"/>
+                <w:lang w:val="en"/>
+              </w:rPr>
+              <w:t>shares</w:t>
+            </w:r>
+            <w:r>
+              <w:rPr>
+                <w:rFonts w:eastAsia="標楷體" w:hAnsi="標楷體" w:hint="eastAsia"/>
+                <w:color w:val="000000"/>
+                <w:sz w:val="28"/>
+                <w:szCs w:val="28"/>
+                <w:lang w:val="en"/>
+              </w:rPr>
+              <w:t>_</w:t>
+            </w:r>
+            <w:r>
+              <w:rPr>
+                <w:rFonts w:eastAsia="標楷體" w:hAnsi="標楷體"/>
+                <w:color w:val="000000"/>
+                <w:sz w:val="28"/>
+                <w:szCs w:val="28"/>
+                <w:lang w:val="en"/>
+              </w:rPr>
+              <w:t>in</w:t>
+            </w:r>
+            <w:r>
+              <w:rPr>
+                <w:rFonts w:eastAsia="標楷體" w:hAnsi="標楷體" w:hint="eastAsia"/>
+                <w:color w:val="000000"/>
+                <w:sz w:val="28"/>
+                <w:szCs w:val="28"/>
+                <w:lang w:val="en"/>
+              </w:rPr>
+              <w:t>_</w:t>
+            </w:r>
+            <w:r>
+              <w:rPr>
+                <w:rFonts w:eastAsia="標楷體" w:hAnsi="標楷體"/>
+                <w:color w:val="000000"/>
+                <w:sz w:val="28"/>
+                <w:szCs w:val="28"/>
+                <w:lang w:val="en"/>
+              </w:rPr>
+              <w:t>attendance</w:t>
+            </w:r>
+            <w:proofErr w:type="spellEnd"/>
+            <w:r>
+              <w:rPr>
+                <w:rFonts w:eastAsia="標楷體" w:hAnsi="標楷體" w:hint="eastAsia"/>
+                <w:color w:val="000000"/>
+                <w:sz w:val="28"/>
+                <w:szCs w:val="28"/>
+              </w:rPr>
+              <w:t>}}</w:t>
+            </w:r>
+            <w:r>
+              <w:rPr>
+                <w:rFonts w:eastAsia="標楷體" w:hAnsi="標楷體"/>
+                <w:color w:val="000000"/>
+                <w:sz w:val="28"/>
+                <w:szCs w:val="28"/>
+              </w:rPr>
+              <w:t>股，出席率</w:t>
+            </w:r>
+            <w:r>
+              <w:rPr>
                 <w:rFonts w:eastAsia="標楷體" w:hint="eastAsia"/>
-                <w:color w:val="333333"/>
-                <w:sz w:val="28"/>
-                <w:szCs w:val="28"/>
-              </w:rPr>
-              <w:t>773,425</w:t>
-            </w:r>
+                <w:color w:val="000000"/>
+                <w:sz w:val="28"/>
+                <w:szCs w:val="28"/>
+              </w:rPr>
+              <w:t>{{</w:t>
+            </w:r>
+            <w:proofErr w:type="spellStart"/>
             <w:r>
               <w:rPr>
                 <w:rFonts w:eastAsia="標楷體" w:hAnsi="標楷體"/>
                 <w:color w:val="000000"/>
                 <w:sz w:val="28"/>
                 <w:szCs w:val="28"/>
-              </w:rPr>
-              <w:t>股，出席率</w:t>
-            </w:r>
+                <w:lang w:val="en"/>
+              </w:rPr>
+              <w:t>attendance</w:t>
+            </w:r>
+            <w:r>
+              <w:rPr>
+                <w:rFonts w:eastAsia="標楷體" w:hAnsi="標楷體" w:hint="eastAsia"/>
+                <w:color w:val="000000"/>
+                <w:sz w:val="28"/>
+                <w:szCs w:val="28"/>
+                <w:lang w:val="en"/>
+              </w:rPr>
+              <w:t>_percentage</w:t>
+            </w:r>
+            <w:proofErr w:type="spellEnd"/>
             <w:r>
               <w:rPr>
                 <w:rFonts w:eastAsia="標楷體" w:hint="eastAsia"/>
@@ -566,7 +617,7 @@
                 <w:sz w:val="28"/>
                 <w:szCs w:val="28"/>
               </w:rPr>
-              <w:t>51.56</w:t>
+              <w:t>}}</w:t>
             </w:r>
             <w:r>
               <w:rPr>
@@ -584,7 +635,7 @@
         <w:tc>
           <w:tcPr>
             <w:tcW w:w="2006" w:type="dxa"/>
-            <w:gridSpan w:val="4"/>
+            <w:gridSpan w:val="2"/>
           </w:tcPr>
           <w:p>
             <w:pPr>
@@ -665,13 +716,36 @@
         <w:tc>
           <w:tcPr>
             <w:tcW w:w="3242" w:type="dxa"/>
-            <w:gridSpan w:val="2"/>
           </w:tcPr>
           <w:p>
             <w:pPr>
               <w:snapToGrid w:val="0"/>
               <w:spacing w:before="40" w:after="40" w:line="420" w:lineRule="atLeast"/>
               <w:rPr>
+                <w:rFonts w:eastAsia="標楷體" w:hint="eastAsia"/>
+                <w:color w:val="000000"/>
+                <w:sz w:val="28"/>
+                <w:szCs w:val="28"/>
+              </w:rPr>
+            </w:pPr>
+            <w:r>
+              <w:rPr>
+                <w:rFonts w:eastAsia="標楷體"/>
+                <w:sz w:val="28"/>
+              </w:rPr>
+              <w:t>Peter</w:t>
+            </w:r>
+          </w:p>
+        </w:tc>
+        <w:tc>
+          <w:tcPr>
+            <w:tcW w:w="1260" w:type="dxa"/>
+          </w:tcPr>
+          <w:p>
+            <w:pPr>
+              <w:snapToGrid w:val="0"/>
+              <w:spacing w:before="40" w:after="40" w:line="420" w:lineRule="atLeast"/>
+              <w:rPr>
                 <w:rFonts w:eastAsia="標楷體"/>
                 <w:color w:val="000000"/>
                 <w:sz w:val="28"/>
@@ -685,77 +759,92 @@
                 <w:sz w:val="28"/>
                 <w:szCs w:val="28"/>
               </w:rPr>
-              <w:t>徐峻祥</w:t>
-            </w:r>
-          </w:p>
-        </w:tc>
-        <w:tc>
-          <w:tcPr>
-            <w:tcW w:w="1260" w:type="dxa"/>
+              <w:t>記</w:t>
+            </w:r>
+            <w:r>
+              <w:rPr>
+                <w:rFonts w:eastAsia="標楷體"/>
+                <w:color w:val="000000"/>
+                <w:sz w:val="28"/>
+                <w:szCs w:val="28"/>
+              </w:rPr>
+              <w:t xml:space="preserve">  </w:t>
+            </w:r>
+            <w:r>
+              <w:rPr>
+                <w:rFonts w:eastAsia="標楷體" w:hAnsi="標楷體"/>
+                <w:color w:val="000000"/>
+                <w:sz w:val="28"/>
+                <w:szCs w:val="28"/>
+              </w:rPr>
+              <w:t>錄：</w:t>
+            </w:r>
+          </w:p>
+        </w:tc>
+        <w:tc>
+          <w:tcPr>
+            <w:tcW w:w="2882" w:type="dxa"/>
           </w:tcPr>
           <w:p>
             <w:pPr>
               <w:snapToGrid w:val="0"/>
               <w:spacing w:before="40" w:after="40" w:line="420" w:lineRule="atLeast"/>
               <w:rPr>
-                <w:rFonts w:eastAsia="標楷體"/>
-                <w:color w:val="000000"/>
-                <w:sz w:val="28"/>
-                <w:szCs w:val="28"/>
-              </w:rPr>
-            </w:pPr>
-            <w:r>
-              <w:rPr>
-                <w:rFonts w:eastAsia="標楷體" w:hAnsi="標楷體"/>
-                <w:color w:val="000000"/>
-                <w:sz w:val="28"/>
-                <w:szCs w:val="28"/>
-              </w:rPr>
-              <w:t>記</w:t>
-            </w:r>
-            <w:r>
-              <w:rPr>
-                <w:rFonts w:eastAsia="標楷體"/>
-                <w:color w:val="000000"/>
-                <w:sz w:val="28"/>
-                <w:szCs w:val="28"/>
-              </w:rPr>
-              <w:t xml:space="preserve">  </w:t>
-            </w:r>
-            <w:r>
-              <w:rPr>
-                <w:rFonts w:eastAsia="標楷體" w:hAnsi="標楷體"/>
-                <w:color w:val="000000"/>
-                <w:sz w:val="28"/>
-                <w:szCs w:val="28"/>
-              </w:rPr>
-              <w:t>錄：</w:t>
-            </w:r>
-          </w:p>
-        </w:tc>
-        <w:tc>
-          <w:tcPr>
-            <w:tcW w:w="2882" w:type="dxa"/>
-          </w:tcPr>
-          <w:p>
-            <w:pPr>
-              <w:snapToGrid w:val="0"/>
-              <w:spacing w:before="40" w:after="40" w:line="420" w:lineRule="atLeast"/>
-              <w:rPr>
-                <w:rFonts w:eastAsia="標楷體"/>
-                <w:color w:val="000000"/>
-                <w:sz w:val="28"/>
-                <w:szCs w:val="28"/>
-              </w:rPr>
-            </w:pPr>
-            <w:r>
-              <w:rPr>
-                <w:rFonts w:eastAsia="標楷體" w:hAnsi="標楷體"/>
-                <w:color w:val="000000"/>
-                <w:sz w:val="26"/>
-                <w:szCs w:val="26"/>
-              </w:rPr>
-              <w:t>施皓文</w:t>
+                <w:rFonts w:eastAsia="標楷體" w:hint="eastAsia"/>
+                <w:color w:val="000000"/>
+                <w:sz w:val="28"/>
+                <w:szCs w:val="28"/>
+              </w:rPr>
+            </w:pPr>
+            <w:r>
+              <w:rPr>
+                <w:rFonts w:eastAsia="標楷體" w:hint="eastAsia"/>
+                <w:color w:val="000000"/>
+                <w:sz w:val="28"/>
+                <w:szCs w:val="28"/>
+              </w:rPr>
+              <w:t>{{</w:t>
+            </w:r>
+            <w:proofErr w:type="spellStart"/>
+            <w:r>
+              <w:rPr>
+                <w:rFonts w:eastAsia="標楷體"/>
+                <w:color w:val="000000"/>
+                <w:sz w:val="28"/>
+                <w:szCs w:val="28"/>
+                <w:lang w:val="en"/>
+              </w:rPr>
+              <w:t>record</w:t>
+            </w:r>
+            <w:r>
+              <w:rPr>
+                <w:rFonts w:eastAsia="標楷體" w:hint="eastAsia"/>
+                <w:color w:val="000000"/>
+                <w:sz w:val="28"/>
+                <w:szCs w:val="28"/>
+                <w:lang w:val="en"/>
+              </w:rPr>
+              <w:t>_</w:t>
+            </w:r>
+            <w:r>
+              <w:rPr>
+                <w:rFonts w:eastAsia="標楷體"/>
+                <w:color w:val="000000"/>
+                <w:sz w:val="28"/>
+                <w:szCs w:val="28"/>
+                <w:lang w:val="en"/>
+              </w:rPr>
+              <w:t>keeper</w:t>
+            </w:r>
+            <w:proofErr w:type="spellEnd"/>
+            <w:r>
+              <w:rPr>
+                <w:rFonts w:eastAsia="標楷體" w:hint="eastAsia"/>
+                <w:color w:val="000000"/>
+                <w:sz w:val="28"/>
+                <w:szCs w:val="28"/>
+              </w:rPr>
+              <w:t>}}</w:t>
             </w:r>
           </w:p>
         </w:tc>
@@ -767,7 +856,7 @@
         <w:tc>
           <w:tcPr>
             <w:tcW w:w="2006" w:type="dxa"/>
-            <w:gridSpan w:val="4"/>
+            <w:gridSpan w:val="2"/>
           </w:tcPr>
           <w:p>
             <w:pPr>
@@ -794,7 +883,7 @@
         <w:tc>
           <w:tcPr>
             <w:tcW w:w="7384" w:type="dxa"/>
-            <w:gridSpan w:val="4"/>
+            <w:gridSpan w:val="3"/>
           </w:tcPr>
           <w:p>
             <w:pPr>
@@ -838,7 +927,6 @@
         <w:tc>
           <w:tcPr>
             <w:tcW w:w="2000" w:type="dxa"/>
-            <w:gridSpan w:val="3"/>
           </w:tcPr>
           <w:p>
             <w:pPr>
@@ -865,7 +953,7 @@
         <w:tc>
           <w:tcPr>
             <w:tcW w:w="7390" w:type="dxa"/>
-            <w:gridSpan w:val="5"/>
+            <w:gridSpan w:val="4"/>
           </w:tcPr>
           <w:p>
             <w:pPr>
@@ -894,7 +982,6 @@
         <w:tc>
           <w:tcPr>
             <w:tcW w:w="2000" w:type="dxa"/>
-            <w:gridSpan w:val="3"/>
           </w:tcPr>
           <w:p>
             <w:pPr>
@@ -921,788 +1008,12 @@
         <w:tc>
           <w:tcPr>
             <w:tcW w:w="7390" w:type="dxa"/>
-            <w:gridSpan w:val="5"/>
+            <w:gridSpan w:val="4"/>
           </w:tcPr>
           <w:p>
             <w:pPr>
               <w:snapToGrid w:val="0"/>
               <w:spacing w:before="40" w:after="40" w:line="420" w:lineRule="atLeast"/>
-              <w:rPr>
-                <w:rFonts w:eastAsia="標楷體"/>
-                <w:color w:val="000000"/>
-                <w:sz w:val="28"/>
-                <w:szCs w:val="28"/>
-              </w:rPr>
-            </w:pPr>
-          </w:p>
-        </w:tc>
-      </w:tr>
-      <w:tr>
-        <w:trPr>
-          <w:cantSplit/>
-        </w:trPr>
-        <w:tc>
-          <w:tcPr>
-            <w:tcW w:w="568" w:type="dxa"/>
-            <w:vMerge w:val="restart"/>
-          </w:tcPr>
-          <w:p>
-            <w:pPr>
-              <w:snapToGrid w:val="0"/>
-              <w:spacing w:before="40" w:after="40" w:line="420" w:lineRule="atLeast"/>
-              <w:jc w:val="center"/>
-              <w:rPr>
-                <w:rFonts w:eastAsia="標楷體"/>
-                <w:color w:val="000000"/>
-                <w:sz w:val="28"/>
-                <w:szCs w:val="28"/>
-              </w:rPr>
-            </w:pPr>
-            <w:bookmarkStart w:id="0" w:name="表格"/>
-            <w:bookmarkEnd w:id="0"/>
-            <w:r>
-              <w:rPr>
-                <w:rFonts w:eastAsia="標楷體"/>
-                <w:color w:val="000000"/>
-                <w:sz w:val="28"/>
-                <w:szCs w:val="28"/>
-              </w:rPr>
-              <w:t>1</w:t>
-            </w:r>
-          </w:p>
-        </w:tc>
-        <w:tc>
-          <w:tcPr>
-            <w:tcW w:w="900" w:type="dxa"/>
-          </w:tcPr>
-          <w:p>
-            <w:pPr>
-              <w:snapToGrid w:val="0"/>
-              <w:spacing w:before="40" w:after="40" w:line="420" w:lineRule="atLeast"/>
-              <w:rPr>
-                <w:rFonts w:eastAsia="標楷體"/>
-                <w:color w:val="000000"/>
-                <w:sz w:val="28"/>
-                <w:szCs w:val="28"/>
-              </w:rPr>
-            </w:pPr>
-            <w:bookmarkStart w:id="1" w:name="動作0"/>
-            <w:bookmarkEnd w:id="1"/>
-            <w:r>
-              <w:rPr>
-                <w:rFonts w:eastAsia="標楷體" w:hAnsi="標楷體"/>
-                <w:color w:val="000000"/>
-                <w:sz w:val="28"/>
-                <w:szCs w:val="28"/>
-              </w:rPr>
-              <w:t>案由：</w:t>
-            </w:r>
-          </w:p>
-        </w:tc>
-        <w:tc>
-          <w:tcPr>
-            <w:tcW w:w="7922" w:type="dxa"/>
-            <w:gridSpan w:val="6"/>
-          </w:tcPr>
-          <w:p>
-            <w:pPr>
-              <w:snapToGrid w:val="0"/>
-              <w:spacing w:before="40" w:after="40" w:line="420" w:lineRule="atLeast"/>
-              <w:rPr>
-                <w:rFonts w:eastAsia="標楷體"/>
-                <w:color w:val="000000"/>
-                <w:sz w:val="28"/>
-                <w:szCs w:val="28"/>
-              </w:rPr>
-            </w:pPr>
-            <w:r>
-              <w:rPr>
-                <w:rFonts w:eastAsia="標楷體" w:hAnsi="標楷體" w:hint="eastAsia"/>
-                <w:color w:val="000000"/>
-                <w:sz w:val="28"/>
-                <w:szCs w:val="28"/>
-              </w:rPr>
-              <w:t>改選董監事</w:t>
-            </w:r>
-          </w:p>
-        </w:tc>
-      </w:tr>
-      <w:tr>
-        <w:trPr>
-          <w:cantSplit/>
-        </w:trPr>
-        <w:tc>
-          <w:tcPr>
-            <w:tcW w:w="568" w:type="dxa"/>
-            <w:vMerge/>
-            <w:vAlign w:val="center"/>
-          </w:tcPr>
-          <w:p>
-            <w:pPr>
-              <w:widowControl/>
-              <w:rPr>
-                <w:rFonts w:eastAsia="標楷體"/>
-                <w:color w:val="000000"/>
-                <w:sz w:val="28"/>
-                <w:szCs w:val="28"/>
-              </w:rPr>
-            </w:pPr>
-          </w:p>
-        </w:tc>
-        <w:tc>
-          <w:tcPr>
-            <w:tcW w:w="900" w:type="dxa"/>
-          </w:tcPr>
-          <w:p>
-            <w:pPr>
-              <w:snapToGrid w:val="0"/>
-              <w:spacing w:before="40" w:after="40" w:line="420" w:lineRule="atLeast"/>
-              <w:rPr>
-                <w:rFonts w:eastAsia="標楷體"/>
-                <w:color w:val="000000"/>
-                <w:sz w:val="28"/>
-                <w:szCs w:val="28"/>
-              </w:rPr>
-            </w:pPr>
-            <w:r>
-              <w:rPr>
-                <w:rFonts w:eastAsia="標楷體" w:hAnsi="標楷體"/>
-                <w:color w:val="000000"/>
-                <w:sz w:val="28"/>
-                <w:szCs w:val="28"/>
-              </w:rPr>
-              <w:t>說明：</w:t>
-            </w:r>
-          </w:p>
-        </w:tc>
-        <w:tc>
-          <w:tcPr>
-            <w:tcW w:w="7922" w:type="dxa"/>
-            <w:gridSpan w:val="6"/>
-          </w:tcPr>
-          <w:p>
-            <w:pPr>
-              <w:snapToGrid w:val="0"/>
-              <w:spacing w:before="40" w:after="40" w:line="420" w:lineRule="atLeast"/>
-              <w:rPr>
-                <w:rFonts w:eastAsia="標楷體"/>
-                <w:color w:val="000000"/>
-                <w:sz w:val="28"/>
-                <w:szCs w:val="28"/>
-              </w:rPr>
-            </w:pPr>
-            <w:r>
-              <w:rPr>
-                <w:rFonts w:eastAsia="標楷體" w:hAnsi="標楷體"/>
-                <w:color w:val="000000"/>
-                <w:sz w:val="28"/>
-                <w:szCs w:val="28"/>
-              </w:rPr>
-              <w:t>因</w:t>
-            </w:r>
-            <w:r>
-              <w:rPr>
-                <w:rFonts w:eastAsia="標楷體" w:hAnsi="標楷體" w:hint="eastAsia"/>
-                <w:color w:val="000000"/>
-                <w:sz w:val="28"/>
-                <w:szCs w:val="28"/>
-              </w:rPr>
-              <w:t>任期屆滿，擬改選董監事</w:t>
-            </w:r>
-            <w:r>
-              <w:rPr>
-                <w:rFonts w:eastAsia="標楷體" w:hAnsi="標楷體"/>
-                <w:color w:val="000000"/>
-                <w:sz w:val="28"/>
-                <w:szCs w:val="28"/>
-              </w:rPr>
-              <w:t>，</w:t>
-            </w:r>
-            <w:r>
-              <w:rPr>
-                <w:rFonts w:eastAsia="標楷體" w:hAnsi="標楷體" w:hint="eastAsia"/>
-                <w:color w:val="000000"/>
-                <w:sz w:val="28"/>
-                <w:szCs w:val="28"/>
-              </w:rPr>
-              <w:t>選出三席董事及一席監察人，任期三年，自改選之日起算</w:t>
-            </w:r>
-            <w:r>
-              <w:rPr>
-                <w:rFonts w:eastAsia="標楷體" w:hAnsi="標楷體"/>
-                <w:color w:val="000000"/>
-                <w:sz w:val="28"/>
-                <w:szCs w:val="28"/>
-              </w:rPr>
-              <w:t>。</w:t>
-            </w:r>
-          </w:p>
-        </w:tc>
-      </w:tr>
-      <w:tr>
-        <w:trPr>
-          <w:cantSplit/>
-        </w:trPr>
-        <w:tc>
-          <w:tcPr>
-            <w:tcW w:w="568" w:type="dxa"/>
-            <w:vMerge/>
-            <w:vAlign w:val="center"/>
-          </w:tcPr>
-          <w:p>
-            <w:pPr>
-              <w:widowControl/>
-              <w:rPr>
-                <w:rFonts w:eastAsia="標楷體"/>
-                <w:color w:val="000000"/>
-                <w:sz w:val="28"/>
-                <w:szCs w:val="28"/>
-              </w:rPr>
-            </w:pPr>
-          </w:p>
-        </w:tc>
-        <w:tc>
-          <w:tcPr>
-            <w:tcW w:w="900" w:type="dxa"/>
-          </w:tcPr>
-          <w:p>
-            <w:pPr>
-              <w:snapToGrid w:val="0"/>
-              <w:spacing w:before="40" w:after="40" w:line="420" w:lineRule="atLeast"/>
-              <w:rPr>
-                <w:rFonts w:eastAsia="標楷體"/>
-                <w:color w:val="000000"/>
-                <w:sz w:val="28"/>
-                <w:szCs w:val="28"/>
-              </w:rPr>
-            </w:pPr>
-            <w:r>
-              <w:rPr>
-                <w:rFonts w:eastAsia="標楷體" w:hAnsi="標楷體"/>
-                <w:color w:val="000000"/>
-                <w:sz w:val="28"/>
-                <w:szCs w:val="28"/>
-              </w:rPr>
-              <w:t>決議：</w:t>
-            </w:r>
-          </w:p>
-        </w:tc>
-        <w:tc>
-          <w:tcPr>
-            <w:tcW w:w="7922" w:type="dxa"/>
-            <w:gridSpan w:val="6"/>
-          </w:tcPr>
-          <w:p>
-            <w:pPr>
-              <w:snapToGrid w:val="0"/>
-              <w:spacing w:before="40" w:after="40" w:line="420" w:lineRule="atLeast"/>
-              <w:rPr>
-                <w:rFonts w:eastAsia="標楷體" w:hAnsi="標楷體"/>
-                <w:color w:val="000000"/>
-                <w:sz w:val="28"/>
-                <w:szCs w:val="28"/>
-              </w:rPr>
-            </w:pPr>
-            <w:r>
-              <w:rPr>
-                <w:rFonts w:eastAsia="標楷體" w:hAnsi="標楷體" w:hint="eastAsia"/>
-                <w:color w:val="000000"/>
-                <w:sz w:val="28"/>
-                <w:szCs w:val="28"/>
-              </w:rPr>
-              <w:t>因第三席董事因故無法選出，故暫列缺額，將待日後重新補選，選任董事名單如下：</w:t>
-            </w:r>
-          </w:p>
-          <w:p>
-            <w:pPr>
-              <w:snapToGrid w:val="0"/>
-              <w:spacing w:before="40" w:after="40" w:line="420" w:lineRule="atLeast"/>
-              <w:ind w:leftChars="100" w:left="240"/>
-              <w:rPr>
-                <w:rFonts w:eastAsia="標楷體" w:hAnsi="標楷體"/>
-                <w:color w:val="000000"/>
-                <w:sz w:val="28"/>
-                <w:szCs w:val="28"/>
-              </w:rPr>
-            </w:pPr>
-            <w:r>
-              <w:rPr>
-                <w:rFonts w:eastAsia="標楷體"/>
-                <w:sz w:val="28"/>
-              </w:rPr>
-              <w:t>董事：Peter (當選權數 773,425)。</w:t>
-            </w:r>
-          </w:p>
-          <w:p>
-            <w:pPr>
-              <w:snapToGrid w:val="0"/>
-              <w:spacing w:before="40" w:after="40" w:line="420" w:lineRule="atLeast"/>
-              <w:ind w:leftChars="100" w:left="240"/>
-              <w:rPr>
-                <w:rFonts w:eastAsia="標楷體" w:hAnsi="標楷體"/>
-                <w:color w:val="000000"/>
-                <w:sz w:val="28"/>
-                <w:szCs w:val="28"/>
-              </w:rPr>
-            </w:pPr>
-            <w:r>
-              <w:rPr>
-                <w:rFonts w:eastAsia="標楷體" w:hAnsi="標楷體" w:hint="eastAsia"/>
-                <w:color w:val="000000"/>
-                <w:sz w:val="28"/>
-                <w:szCs w:val="28"/>
-              </w:rPr>
-              <w:t>董事：林志鴻</w:t>
-            </w:r>
-            <w:r>
-              <w:rPr>
-                <w:rFonts w:eastAsia="標楷體" w:hAnsi="標楷體" w:hint="eastAsia"/>
-                <w:color w:val="000000"/>
-                <w:sz w:val="28"/>
-                <w:szCs w:val="28"/>
-              </w:rPr>
-              <w:t>(</w:t>
-            </w:r>
-            <w:r>
-              <w:rPr>
-                <w:rFonts w:eastAsia="標楷體" w:hAnsi="標楷體" w:hint="eastAsia"/>
-                <w:color w:val="000000"/>
-                <w:sz w:val="28"/>
-                <w:szCs w:val="28"/>
-              </w:rPr>
-              <w:t>當選權數</w:t>
-            </w:r>
-            <w:r>
-              <w:rPr>
-                <w:rFonts w:eastAsia="標楷體" w:hAnsi="標楷體" w:hint="eastAsia"/>
-                <w:color w:val="000000"/>
-                <w:sz w:val="28"/>
-                <w:szCs w:val="28"/>
-              </w:rPr>
-              <w:t xml:space="preserve"> 773,425)</w:t>
-            </w:r>
-            <w:r>
-              <w:rPr>
-                <w:rFonts w:eastAsia="標楷體" w:hAnsi="標楷體"/>
-                <w:color w:val="000000"/>
-                <w:sz w:val="28"/>
-                <w:szCs w:val="28"/>
-              </w:rPr>
-              <w:t>。</w:t>
-            </w:r>
-          </w:p>
-          <w:p>
-            <w:pPr>
-              <w:snapToGrid w:val="0"/>
-              <w:spacing w:before="40" w:after="40" w:line="420" w:lineRule="atLeast"/>
-              <w:ind w:leftChars="100" w:left="240"/>
-              <w:rPr>
-                <w:rFonts w:eastAsia="標楷體"/>
-                <w:color w:val="000000"/>
-                <w:sz w:val="28"/>
-                <w:szCs w:val="28"/>
-              </w:rPr>
-            </w:pPr>
-            <w:r>
-              <w:rPr>
-                <w:rFonts w:eastAsia="標楷體" w:hint="eastAsia"/>
-                <w:color w:val="000000"/>
-                <w:sz w:val="28"/>
-                <w:szCs w:val="28"/>
-              </w:rPr>
-              <w:t>監察人：黃勝平</w:t>
-            </w:r>
-            <w:r>
-              <w:rPr>
-                <w:rFonts w:eastAsia="標楷體" w:hAnsi="標楷體" w:hint="eastAsia"/>
-                <w:color w:val="000000"/>
-                <w:sz w:val="28"/>
-                <w:szCs w:val="28"/>
-              </w:rPr>
-              <w:t>(</w:t>
-            </w:r>
-            <w:r>
-              <w:rPr>
-                <w:rFonts w:eastAsia="標楷體" w:hAnsi="標楷體" w:hint="eastAsia"/>
-                <w:color w:val="000000"/>
-                <w:sz w:val="28"/>
-                <w:szCs w:val="28"/>
-              </w:rPr>
-              <w:t>當選權數</w:t>
-            </w:r>
-            <w:r>
-              <w:rPr>
-                <w:rFonts w:eastAsia="標楷體" w:hAnsi="標楷體" w:hint="eastAsia"/>
-                <w:color w:val="000000"/>
-                <w:sz w:val="28"/>
-                <w:szCs w:val="28"/>
-              </w:rPr>
-              <w:t xml:space="preserve"> 773,425)</w:t>
-            </w:r>
-            <w:r>
-              <w:rPr>
-                <w:rFonts w:eastAsia="標楷體" w:hAnsi="標楷體"/>
-                <w:color w:val="000000"/>
-                <w:sz w:val="28"/>
-                <w:szCs w:val="28"/>
-              </w:rPr>
-              <w:t>。</w:t>
-            </w:r>
-          </w:p>
-        </w:tc>
-      </w:tr>
-      <w:tr>
-        <w:trPr>
-          <w:cantSplit/>
-        </w:trPr>
-        <w:tc>
-          <w:tcPr>
-            <w:tcW w:w="568" w:type="dxa"/>
-            <w:vAlign w:val="center"/>
-          </w:tcPr>
-          <w:p>
-            <w:pPr>
-              <w:widowControl/>
-              <w:rPr>
-                <w:rFonts w:eastAsia="標楷體"/>
-                <w:color w:val="000000"/>
-                <w:sz w:val="28"/>
-                <w:szCs w:val="28"/>
-              </w:rPr>
-            </w:pPr>
-          </w:p>
-        </w:tc>
-        <w:tc>
-          <w:tcPr>
-            <w:tcW w:w="900" w:type="dxa"/>
-          </w:tcPr>
-          <w:p>
-            <w:pPr>
-              <w:snapToGrid w:val="0"/>
-              <w:spacing w:before="40" w:after="40" w:line="420" w:lineRule="atLeast"/>
-              <w:rPr>
-                <w:rFonts w:eastAsia="標楷體" w:hAnsi="標楷體"/>
-                <w:color w:val="000000"/>
-                <w:sz w:val="28"/>
-                <w:szCs w:val="28"/>
-              </w:rPr>
-            </w:pPr>
-          </w:p>
-        </w:tc>
-        <w:tc>
-          <w:tcPr>
-            <w:tcW w:w="7922" w:type="dxa"/>
-            <w:gridSpan w:val="6"/>
-          </w:tcPr>
-          <w:p>
-            <w:pPr>
-              <w:snapToGrid w:val="0"/>
-              <w:spacing w:before="40" w:after="40" w:line="420" w:lineRule="atLeast"/>
-              <w:rPr>
-                <w:rFonts w:eastAsia="標楷體" w:hAnsi="標楷體"/>
-                <w:color w:val="000000"/>
-                <w:sz w:val="28"/>
-                <w:szCs w:val="28"/>
-              </w:rPr>
-            </w:pPr>
-          </w:p>
-        </w:tc>
-      </w:tr>
-      <w:tr>
-        <w:trPr>
-          <w:cantSplit/>
-        </w:trPr>
-        <w:tc>
-          <w:tcPr>
-            <w:tcW w:w="2000" w:type="dxa"/>
-            <w:gridSpan w:val="3"/>
-          </w:tcPr>
-          <w:p>
-            <w:pPr>
-              <w:snapToGrid w:val="0"/>
-              <w:spacing w:before="40" w:after="40" w:line="420" w:lineRule="atLeast"/>
-              <w:jc w:val="both"/>
-              <w:rPr>
-                <w:rFonts w:eastAsia="標楷體" w:hAnsi="標楷體"/>
-                <w:color w:val="000000"/>
-                <w:sz w:val="28"/>
-                <w:szCs w:val="28"/>
-              </w:rPr>
-            </w:pPr>
-            <w:r>
-              <w:rPr>
-                <w:rFonts w:eastAsia="標楷體" w:hAnsi="標楷體" w:hint="eastAsia"/>
-                <w:color w:val="000000"/>
-                <w:sz w:val="28"/>
-                <w:szCs w:val="28"/>
-              </w:rPr>
-              <w:t>八、臨時動議</w:t>
-            </w:r>
-          </w:p>
-        </w:tc>
-        <w:tc>
-          <w:tcPr>
-            <w:tcW w:w="7390" w:type="dxa"/>
-            <w:gridSpan w:val="5"/>
-          </w:tcPr>
-          <w:p>
-            <w:pPr>
-              <w:snapToGrid w:val="0"/>
-              <w:spacing w:before="40" w:after="40" w:line="420" w:lineRule="atLeast"/>
-              <w:jc w:val="both"/>
-              <w:rPr>
-                <w:rFonts w:eastAsia="標楷體"/>
-                <w:color w:val="000000"/>
-                <w:sz w:val="28"/>
-                <w:szCs w:val="28"/>
-              </w:rPr>
-            </w:pPr>
-            <w:r>
-              <w:rPr>
-                <w:rFonts w:eastAsia="標楷體" w:hint="eastAsia"/>
-                <w:color w:val="000000"/>
-                <w:sz w:val="28"/>
-                <w:szCs w:val="28"/>
-              </w:rPr>
-              <w:t>無</w:t>
-            </w:r>
-          </w:p>
-        </w:tc>
-      </w:tr>
-      <w:tr>
-        <w:trPr>
-          <w:cantSplit/>
-        </w:trPr>
-        <w:tc>
-          <w:tcPr>
-            <w:tcW w:w="2000" w:type="dxa"/>
-            <w:gridSpan w:val="3"/>
-          </w:tcPr>
-          <w:p>
-            <w:pPr>
-              <w:snapToGrid w:val="0"/>
-              <w:spacing w:before="40" w:after="40" w:line="420" w:lineRule="atLeast"/>
-              <w:jc w:val="both"/>
-              <w:rPr>
-                <w:rFonts w:eastAsia="標楷體"/>
-                <w:color w:val="000000"/>
-                <w:sz w:val="28"/>
-                <w:szCs w:val="28"/>
-              </w:rPr>
-            </w:pPr>
-            <w:r>
-              <w:rPr>
-                <w:rFonts w:eastAsia="標楷體" w:hAnsi="標楷體" w:hint="eastAsia"/>
-                <w:color w:val="000000"/>
-                <w:sz w:val="28"/>
-                <w:szCs w:val="28"/>
-              </w:rPr>
-              <w:t>九、</w:t>
-            </w:r>
-            <w:r>
-              <w:rPr>
-                <w:rFonts w:eastAsia="標楷體" w:hAnsi="標楷體"/>
-                <w:color w:val="000000"/>
-                <w:sz w:val="28"/>
-                <w:szCs w:val="28"/>
-              </w:rPr>
-              <w:t>散</w:t>
-            </w:r>
-            <w:r>
-              <w:rPr>
-                <w:rFonts w:eastAsia="標楷體"/>
-                <w:color w:val="000000"/>
-                <w:sz w:val="28"/>
-                <w:szCs w:val="28"/>
-              </w:rPr>
-              <w:t xml:space="preserve">  </w:t>
-            </w:r>
-            <w:r>
-              <w:rPr>
-                <w:rFonts w:eastAsia="標楷體" w:hAnsi="標楷體"/>
-                <w:color w:val="000000"/>
-                <w:sz w:val="28"/>
-                <w:szCs w:val="28"/>
-              </w:rPr>
-              <w:t>會：</w:t>
-            </w:r>
-          </w:p>
-        </w:tc>
-        <w:tc>
-          <w:tcPr>
-            <w:tcW w:w="7390" w:type="dxa"/>
-            <w:gridSpan w:val="5"/>
-          </w:tcPr>
-          <w:p>
-            <w:pPr>
-              <w:snapToGrid w:val="0"/>
-              <w:spacing w:before="40" w:after="40" w:line="420" w:lineRule="atLeast"/>
-              <w:jc w:val="both"/>
-              <w:rPr>
-                <w:rFonts w:eastAsia="標楷體"/>
-                <w:color w:val="000000"/>
-                <w:sz w:val="28"/>
-                <w:szCs w:val="28"/>
-              </w:rPr>
-            </w:pPr>
-          </w:p>
-        </w:tc>
-      </w:tr>
-      <w:tr>
-        <w:trPr>
-          <w:cantSplit/>
-        </w:trPr>
-        <w:tc>
-          <w:tcPr>
-            <w:tcW w:w="9390" w:type="dxa"/>
-            <w:gridSpan w:val="8"/>
-          </w:tcPr>
-          <w:p>
-            <w:pPr>
-              <w:snapToGrid w:val="0"/>
-              <w:spacing w:before="40" w:after="40" w:line="420" w:lineRule="atLeast"/>
-              <w:jc w:val="both"/>
-              <w:rPr>
-                <w:rFonts w:eastAsia="標楷體"/>
-                <w:color w:val="000000"/>
-                <w:sz w:val="28"/>
-                <w:szCs w:val="28"/>
-              </w:rPr>
-            </w:pPr>
-          </w:p>
-          <w:p>
-            <w:pPr>
-              <w:snapToGrid w:val="0"/>
-              <w:spacing w:before="40" w:after="40" w:line="420" w:lineRule="atLeast"/>
-              <w:jc w:val="both"/>
-              <w:rPr>
-                <w:rFonts w:eastAsia="標楷體"/>
-                <w:color w:val="000000"/>
-                <w:sz w:val="28"/>
-                <w:szCs w:val="28"/>
-              </w:rPr>
-            </w:pPr>
-          </w:p>
-          <w:p>
-            <w:pPr>
-              <w:snapToGrid w:val="0"/>
-              <w:spacing w:before="40" w:after="40" w:line="420" w:lineRule="atLeast"/>
-              <w:jc w:val="both"/>
-              <w:rPr>
-                <w:rFonts w:eastAsia="標楷體"/>
-                <w:color w:val="000000"/>
-                <w:sz w:val="28"/>
-                <w:szCs w:val="28"/>
-              </w:rPr>
-            </w:pPr>
-            <w:r>
-              <w:rPr>
-                <w:rFonts w:eastAsia="標楷體"/>
-                <w:color w:val="000000"/>
-                <w:sz w:val="28"/>
-                <w:szCs w:val="28"/>
-              </w:rPr>
-              <w:t>(</w:t>
-            </w:r>
-            <w:r>
-              <w:rPr>
-                <w:rFonts w:eastAsia="標楷體" w:hAnsi="標楷體"/>
-                <w:color w:val="000000"/>
-                <w:sz w:val="28"/>
-                <w:szCs w:val="28"/>
-              </w:rPr>
-              <w:t>加蓋公司印章</w:t>
-            </w:r>
-            <w:r>
-              <w:rPr>
-                <w:rFonts w:eastAsia="標楷體"/>
-                <w:color w:val="000000"/>
-                <w:sz w:val="28"/>
-                <w:szCs w:val="28"/>
-              </w:rPr>
-              <w:t>)</w:t>
-            </w:r>
-            <w:r>
-              <w:rPr>
-                <w:rFonts w:eastAsia="標楷體" w:hint="eastAsia"/>
-                <w:color w:val="000000"/>
-                <w:sz w:val="28"/>
-                <w:szCs w:val="28"/>
-              </w:rPr>
-              <w:t xml:space="preserve">      </w:t>
-            </w:r>
-          </w:p>
-        </w:tc>
-      </w:tr>
-      <w:tr>
-        <w:trPr>
-          <w:trHeight w:val="567"/>
-        </w:trPr>
-        <w:tc>
-          <w:tcPr>
-            <w:tcW w:w="4172" w:type="dxa"/>
-            <w:gridSpan w:val="5"/>
-          </w:tcPr>
-          <w:p>
-            <w:pPr>
-              <w:spacing w:line="480" w:lineRule="atLeast"/>
-              <w:rPr>
-                <w:rFonts w:eastAsia="標楷體"/>
-                <w:color w:val="000000"/>
-                <w:sz w:val="28"/>
-                <w:szCs w:val="28"/>
-              </w:rPr>
-            </w:pPr>
-            <w:r>
-              <w:rPr>
-                <w:rFonts w:eastAsia="標楷體" w:hint="eastAsia"/>
-                <w:color w:val="000000"/>
-                <w:sz w:val="28"/>
-                <w:szCs w:val="28"/>
-              </w:rPr>
-              <w:t>主席：</w:t>
-            </w:r>
-          </w:p>
-          <w:p>
-            <w:pPr>
-              <w:spacing w:line="480" w:lineRule="atLeast"/>
-              <w:rPr>
-                <w:rFonts w:eastAsia="標楷體"/>
-                <w:color w:val="000000"/>
-                <w:sz w:val="28"/>
-                <w:szCs w:val="28"/>
-              </w:rPr>
-            </w:pPr>
-          </w:p>
-          <w:p>
-            <w:pPr>
-              <w:spacing w:line="480" w:lineRule="atLeast"/>
-              <w:rPr>
-                <w:rFonts w:eastAsia="標楷體"/>
-                <w:color w:val="000000"/>
-                <w:sz w:val="28"/>
-                <w:szCs w:val="28"/>
-              </w:rPr>
-            </w:pPr>
-            <w:r>
-              <w:rPr>
-                <w:rFonts w:eastAsia="標楷體" w:hint="eastAsia"/>
-                <w:color w:val="000000"/>
-                <w:sz w:val="28"/>
-                <w:szCs w:val="28"/>
-              </w:rPr>
-              <w:t>紀錄：</w:t>
-            </w:r>
-          </w:p>
-        </w:tc>
-        <w:tc>
-          <w:tcPr>
-            <w:tcW w:w="5218" w:type="dxa"/>
-            <w:gridSpan w:val="3"/>
-          </w:tcPr>
-          <w:p>
-            <w:pPr>
-              <w:spacing w:line="480" w:lineRule="atLeast"/>
               <w:rPr>
                 <w:rFonts w:eastAsia="標楷體"/>
                 <w:color w:val="000000"/>
@@ -1717,57 +1028,15 @@
     <w:p>
       <w:pPr>
         <w:snapToGrid w:val="0"/>
-        <w:spacing w:line="240" w:lineRule="atLeast"/>
-        <w:rPr>
-          <w:rFonts w:eastAsia="標楷體"/>
-          <w:sz w:val="28"/>
-          <w:szCs w:val="28"/>
-        </w:rPr>
-      </w:pPr>
-    </w:p>
-    <w:p>
-      <w:pPr>
-        <w:snapToGrid w:val="0"/>
-        <w:spacing w:line="240" w:lineRule="atLeast"/>
-        <w:rPr>
-          <w:rFonts w:eastAsia="標楷體"/>
-          <w:sz w:val="28"/>
-          <w:szCs w:val="28"/>
-        </w:rPr>
-      </w:pPr>
-    </w:p>
-    <w:p>
-      <w:pPr>
-        <w:snapToGrid w:val="0"/>
-        <w:spacing w:line="240" w:lineRule="atLeast"/>
-        <w:rPr>
-          <w:rFonts w:eastAsia="標楷體"/>
-          <w:sz w:val="28"/>
-          <w:szCs w:val="28"/>
-        </w:rPr>
-      </w:pPr>
-    </w:p>
-    <w:p>
-      <w:pPr>
-        <w:snapToGrid w:val="0"/>
-        <w:spacing w:line="240" w:lineRule="atLeast"/>
-        <w:rPr>
-          <w:rFonts w:eastAsia="標楷體"/>
-          <w:sz w:val="28"/>
-          <w:szCs w:val="28"/>
-        </w:rPr>
-      </w:pPr>
-    </w:p>
-    <w:p>
-      <w:pPr>
-        <w:snapToGrid w:val="0"/>
-        <w:spacing w:line="240" w:lineRule="atLeast"/>
-        <w:rPr>
-          <w:rFonts w:eastAsia="標楷體"/>
-          <w:sz w:val="28"/>
-          <w:szCs w:val="28"/>
-        </w:rPr>
-      </w:pPr>
+        <w:spacing w:line="120" w:lineRule="exact"/>
+        <w:rPr>
+          <w:rFonts w:eastAsia="標楷體" w:hint="eastAsia"/>
+          <w:sz w:val="28"/>
+          <w:szCs w:val="28"/>
+        </w:rPr>
+      </w:pPr>
+      <w:bookmarkStart w:id="0" w:name="表格"/>
+      <w:bookmarkEnd w:id="0"/>
     </w:p>
     <w:tbl>
       <w:tblPr>
@@ -1781,12 +1050,13 @@
           <w:insideH w:val="single" w:sz="4" w:space="0" w:color="auto"/>
           <w:insideV w:val="single" w:sz="4" w:space="0" w:color="auto"/>
         </w:tblBorders>
+        <w:tblLayout w:type="fixed"/>
         <w:tblLook w:val="04A0" w:firstRow="1" w:lastRow="0" w:firstColumn="1" w:lastColumn="0" w:noHBand="0" w:noVBand="1"/>
       </w:tblPr>
       <w:tblGrid>
-        <w:gridCol w:w="1304"/>
+        <w:gridCol w:w="1021"/>
         <w:gridCol w:w="992"/>
-        <w:gridCol w:w="7252"/>
+        <w:gridCol w:w="7535"/>
       </w:tblGrid>
       <w:tr>
         <w:tc>
@@ -1812,6 +1082,7 @@
               </w:rPr>
               <w:t>{{</w:t>
             </w:r>
+            <w:proofErr w:type="spellStart"/>
             <w:r>
               <w:rPr>
                 <w:rFonts w:eastAsia="標楷體"/>
@@ -1842,15 +1113,27 @@
                 <w:sz w:val="28"/>
                 <w:szCs w:val="28"/>
               </w:rPr>
-              <w:t>_table}}</w:t>
+              <w:t>_table</w:t>
+            </w:r>
+            <w:proofErr w:type="spellEnd"/>
+            <w:r>
+              <w:rPr>
+                <w:rFonts w:eastAsia="標楷體" w:hint="eastAsia"/>
+                <w:sz w:val="28"/>
+                <w:szCs w:val="28"/>
+              </w:rPr>
+              <w:t>}}</w:t>
             </w:r>
           </w:p>
         </w:tc>
       </w:tr>
       <w:tr>
-        <w:tc>
-          <w:tcPr>
-            <w:tcW w:w="1304" w:type="dxa"/>
+        <w:trPr>
+          <w:trHeight w:val="390"/>
+        </w:trPr>
+        <w:tc>
+          <w:tcPr>
+            <w:tcW w:w="1021" w:type="dxa"/>
           </w:tcPr>
           <w:p>
             <w:pPr>
@@ -1896,7 +1179,7 @@
         </w:tc>
         <w:tc>
           <w:tcPr>
-            <w:tcW w:w="7252" w:type="dxa"/>
+            <w:tcW w:w="7535" w:type="dxa"/>
           </w:tcPr>
           <w:p>
             <w:pPr>
@@ -1919,9 +1202,12 @@
         </w:tc>
       </w:tr>
       <w:tr>
-        <w:tc>
-          <w:tcPr>
-            <w:tcW w:w="1304" w:type="dxa"/>
+        <w:trPr>
+          <w:trHeight w:val="682"/>
+        </w:trPr>
+        <w:tc>
+          <w:tcPr>
+            <w:tcW w:w="1021" w:type="dxa"/>
           </w:tcPr>
           <w:p>
             <w:pPr>
@@ -1961,7 +1247,7 @@
         </w:tc>
         <w:tc>
           <w:tcPr>
-            <w:tcW w:w="7252" w:type="dxa"/>
+            <w:tcW w:w="7535" w:type="dxa"/>
           </w:tcPr>
           <w:p>
             <w:pPr>
@@ -1984,9 +1270,12 @@
         </w:tc>
       </w:tr>
       <w:tr>
-        <w:tc>
-          <w:tcPr>
-            <w:tcW w:w="1304" w:type="dxa"/>
+        <w:trPr>
+          <w:trHeight w:val="537"/>
+        </w:trPr>
+        <w:tc>
+          <w:tcPr>
+            <w:tcW w:w="1021" w:type="dxa"/>
           </w:tcPr>
           <w:p>
             <w:pPr>
@@ -2026,7 +1315,7 @@
         </w:tc>
         <w:tc>
           <w:tcPr>
-            <w:tcW w:w="7252" w:type="dxa"/>
+            <w:tcW w:w="7535" w:type="dxa"/>
           </w:tcPr>
           <w:p>
             <w:pPr>
@@ -2055,9 +1344,12 @@
         </w:tc>
       </w:tr>
       <w:tr>
-        <w:tc>
-          <w:tcPr>
-            <w:tcW w:w="1304" w:type="dxa"/>
+        <w:trPr>
+          <w:trHeight w:val="390"/>
+        </w:trPr>
+        <w:tc>
+          <w:tcPr>
+            <w:tcW w:w="1021" w:type="dxa"/>
           </w:tcPr>
           <w:p>
             <w:pPr>
@@ -2103,7 +1395,7 @@
         </w:tc>
         <w:tc>
           <w:tcPr>
-            <w:tcW w:w="7252" w:type="dxa"/>
+            <w:tcW w:w="7535" w:type="dxa"/>
           </w:tcPr>
           <w:p>
             <w:pPr>
@@ -2126,9 +1418,12 @@
         </w:tc>
       </w:tr>
       <w:tr>
-        <w:tc>
-          <w:tcPr>
-            <w:tcW w:w="1304" w:type="dxa"/>
+        <w:trPr>
+          <w:trHeight w:val="682"/>
+        </w:trPr>
+        <w:tc>
+          <w:tcPr>
+            <w:tcW w:w="1021" w:type="dxa"/>
           </w:tcPr>
           <w:p>
             <w:pPr>
@@ -2168,7 +1463,7 @@
         </w:tc>
         <w:tc>
           <w:tcPr>
-            <w:tcW w:w="7252" w:type="dxa"/>
+            <w:tcW w:w="7535" w:type="dxa"/>
           </w:tcPr>
           <w:p>
             <w:pPr>
@@ -2191,9 +1486,12 @@
         </w:tc>
       </w:tr>
       <w:tr>
-        <w:tc>
-          <w:tcPr>
-            <w:tcW w:w="1304" w:type="dxa"/>
+        <w:trPr>
+          <w:trHeight w:val="537"/>
+        </w:trPr>
+        <w:tc>
+          <w:tcPr>
+            <w:tcW w:w="1021" w:type="dxa"/>
           </w:tcPr>
           <w:p>
             <w:pPr>
@@ -2233,7 +1531,7 @@
         </w:tc>
         <w:tc>
           <w:tcPr>
-            <w:tcW w:w="7252" w:type="dxa"/>
+            <w:tcW w:w="7535" w:type="dxa"/>
           </w:tcPr>
           <w:p>
             <w:pPr>
@@ -2288,37 +1586,6 @@
           <w:szCs w:val="28"/>
         </w:rPr>
       </w:pPr>
-    </w:p>
-    <w:p>
-      <w:pPr>
-        <w:snapToGrid w:val="0"/>
-        <w:spacing w:line="240" w:lineRule="atLeast"/>
-        <w:rPr>
-          <w:rFonts w:eastAsia="標楷體"/>
-          <w:sz w:val="28"/>
-          <w:szCs w:val="28"/>
-        </w:rPr>
-      </w:pPr>
-    </w:p>
-    <w:p>
-      <w:pPr>
-        <w:snapToGrid w:val="0"/>
-        <w:spacing w:line="240" w:lineRule="atLeast"/>
-        <w:jc w:val="center"/>
-        <w:rPr>
-          <w:rFonts w:eastAsia="標楷體"/>
-          <w:sz w:val="28"/>
-          <w:szCs w:val="28"/>
-        </w:rPr>
-      </w:pPr>
-      <w:r>
-        <w:rPr>
-          <w:rFonts w:eastAsia="標楷體"/>
-          <w:sz w:val="28"/>
-          <w:szCs w:val="28"/>
-        </w:rPr>
-        <w:br w:type="page"/>
-      </w:r>
     </w:p>
     <w:tbl>
       <w:tblPr>
@@ -2331,14 +1598,9 @@
         <w:tblLook w:val="0000" w:firstRow="0" w:lastRow="0" w:firstColumn="0" w:lastColumn="0" w:noHBand="0" w:noVBand="0"/>
       </w:tblPr>
       <w:tblGrid>
-        <w:gridCol w:w="568"/>
-        <w:gridCol w:w="900"/>
-        <w:gridCol w:w="532"/>
-        <w:gridCol w:w="6"/>
-        <w:gridCol w:w="2166"/>
-        <w:gridCol w:w="1076"/>
-        <w:gridCol w:w="1260"/>
-        <w:gridCol w:w="2882"/>
+        <w:gridCol w:w="2000"/>
+        <w:gridCol w:w="2172"/>
+        <w:gridCol w:w="5218"/>
       </w:tblGrid>
       <w:tr>
         <w:trPr>
@@ -2346,698 +1608,56 @@
         </w:trPr>
         <w:tc>
           <w:tcPr>
-            <w:tcW w:w="9390" w:type="dxa"/>
-            <w:gridSpan w:val="8"/>
-            <w:vAlign w:val="center"/>
-          </w:tcPr>
-          <w:p>
-            <w:pPr>
-              <w:snapToGrid w:val="0"/>
-              <w:spacing w:line="480" w:lineRule="atLeast"/>
-              <w:jc w:val="center"/>
-              <w:rPr>
-                <w:rFonts w:ascii="標楷體" w:eastAsia="標楷體" w:hAnsi="標楷體"/>
-                <w:b/>
-                <w:bCs/>
-                <w:color w:val="000000"/>
-                <w:sz w:val="36"/>
-                <w:szCs w:val="48"/>
-              </w:rPr>
-            </w:pPr>
-            <w:r>
-              <w:rPr>
-                <w:rFonts w:ascii="標楷體" w:hAnsi="標楷體" w:eastAsia="標楷體"/>
-                <w:b/>
-                <w:sz w:val="36"/>
-              </w:rPr>
-              <w:t xml:space="preserve">原人股份有限公司 </w:t>
-            </w:r>
-          </w:p>
-          <w:p>
-            <w:pPr>
-              <w:snapToGrid w:val="0"/>
-              <w:spacing w:line="480" w:lineRule="atLeast"/>
-              <w:jc w:val="center"/>
+            <w:tcW w:w="2000" w:type="dxa"/>
+          </w:tcPr>
+          <w:p>
+            <w:pPr>
+              <w:snapToGrid w:val="0"/>
+              <w:spacing w:before="40" w:after="40" w:line="420" w:lineRule="atLeast"/>
+              <w:jc w:val="both"/>
               <w:rPr>
                 <w:rFonts w:eastAsia="標楷體" w:hAnsi="標楷體"/>
-                <w:b/>
-                <w:bCs/>
-                <w:color w:val="000000"/>
-                <w:sz w:val="36"/>
-                <w:szCs w:val="48"/>
-              </w:rPr>
-            </w:pPr>
-            <w:r>
-              <w:rPr>
-                <w:rFonts w:ascii="標楷體" w:eastAsia="標楷體" w:hAnsi="標楷體"/>
-                <w:b/>
-                <w:bCs/>
-                <w:color w:val="000000"/>
-                <w:sz w:val="36"/>
-                <w:szCs w:val="48"/>
-              </w:rPr>
-              <w:t>董事會議事錄</w:t>
-            </w:r>
-          </w:p>
-        </w:tc>
-      </w:tr>
-      <w:tr>
-        <w:tc>
-          <w:tcPr>
-            <w:tcW w:w="2006" w:type="dxa"/>
-            <w:gridSpan w:val="4"/>
+                <w:color w:val="000000"/>
+                <w:sz w:val="28"/>
+                <w:szCs w:val="28"/>
+              </w:rPr>
+            </w:pPr>
+            <w:r>
+              <w:rPr>
+                <w:rFonts w:eastAsia="標楷體" w:hAnsi="標楷體" w:hint="eastAsia"/>
+                <w:color w:val="000000"/>
+                <w:sz w:val="28"/>
+                <w:szCs w:val="28"/>
+              </w:rPr>
+              <w:t>八、臨時動議</w:t>
+            </w:r>
+          </w:p>
+        </w:tc>
+        <w:tc>
+          <w:tcPr>
+            <w:tcW w:w="7390" w:type="dxa"/>
+            <w:gridSpan w:val="2"/>
           </w:tcPr>
           <w:p>
             <w:pPr>
               <w:snapToGrid w:val="0"/>
               <w:spacing w:before="40" w:after="40" w:line="420" w:lineRule="atLeast"/>
-              <w:rPr>
-                <w:rFonts w:eastAsia="標楷體"/>
-                <w:color w:val="000000"/>
-                <w:sz w:val="26"/>
-                <w:szCs w:val="26"/>
-              </w:rPr>
-            </w:pPr>
-            <w:r>
-              <w:rPr>
-                <w:rFonts w:eastAsia="標楷體" w:hAnsi="標楷體"/>
-                <w:color w:val="000000"/>
-                <w:sz w:val="26"/>
-                <w:szCs w:val="26"/>
-              </w:rPr>
-              <w:t>一</w:t>
-            </w:r>
-            <w:r>
-              <w:rPr>
-                <w:rFonts w:eastAsia="標楷體"/>
-                <w:color w:val="000000"/>
-                <w:sz w:val="26"/>
-                <w:szCs w:val="26"/>
-              </w:rPr>
-              <w:t xml:space="preserve"> </w:t>
-            </w:r>
-            <w:r>
-              <w:rPr>
-                <w:rFonts w:eastAsia="標楷體" w:hAnsi="標楷體"/>
-                <w:color w:val="000000"/>
-                <w:sz w:val="26"/>
-                <w:szCs w:val="26"/>
-              </w:rPr>
-              <w:t>、</w:t>
-            </w:r>
-            <w:r>
-              <w:rPr>
-                <w:rFonts w:eastAsia="標楷體"/>
-                <w:color w:val="000000"/>
-                <w:sz w:val="26"/>
-                <w:szCs w:val="26"/>
-              </w:rPr>
-              <w:t xml:space="preserve"> </w:t>
-            </w:r>
-            <w:r>
-              <w:rPr>
-                <w:rFonts w:eastAsia="標楷體" w:hAnsi="標楷體"/>
-                <w:color w:val="000000"/>
-                <w:sz w:val="26"/>
-                <w:szCs w:val="26"/>
-              </w:rPr>
-              <w:t>時</w:t>
-            </w:r>
-            <w:r>
-              <w:rPr>
-                <w:rFonts w:eastAsia="標楷體"/>
-                <w:color w:val="000000"/>
-                <w:sz w:val="26"/>
-                <w:szCs w:val="26"/>
-              </w:rPr>
-              <w:t xml:space="preserve">  </w:t>
-            </w:r>
-            <w:r>
-              <w:rPr>
-                <w:rFonts w:eastAsia="標楷體" w:hAnsi="標楷體"/>
-                <w:color w:val="000000"/>
-                <w:sz w:val="26"/>
-                <w:szCs w:val="26"/>
-              </w:rPr>
-              <w:t>間：</w:t>
-            </w:r>
-          </w:p>
-        </w:tc>
-        <w:tc>
-          <w:tcPr>
-            <w:tcW w:w="7384" w:type="dxa"/>
-            <w:gridSpan w:val="4"/>
-          </w:tcPr>
-          <w:p>
-            <w:pPr>
-              <w:snapToGrid w:val="0"/>
-              <w:spacing w:before="40" w:after="40" w:line="420" w:lineRule="atLeast"/>
-              <w:rPr>
-                <w:rFonts w:eastAsia="標楷體"/>
-                <w:color w:val="000000"/>
-                <w:sz w:val="26"/>
-                <w:szCs w:val="26"/>
-              </w:rPr>
-            </w:pPr>
-            <w:r>
-              <w:rPr>
-                <w:rFonts w:eastAsia="標楷體" w:hAnsi="標楷體"/>
-                <w:sz w:val="26"/>
-                <w:szCs w:val="26"/>
-              </w:rPr>
-              <w:t>民國</w:t>
-            </w:r>
-            <w:r>
-              <w:rPr>
-                <w:rFonts w:eastAsia="標楷體"/>
-                <w:sz w:val="26"/>
-                <w:szCs w:val="26"/>
-              </w:rPr>
-              <w:t xml:space="preserve">  </w:t>
-            </w:r>
-            <w:r>
-              <w:rPr>
-                <w:rFonts w:eastAsia="標楷體"/>
-                <w:sz w:val="26"/>
-                <w:szCs w:val="26"/>
-              </w:rPr>
-              <w:t>114</w:t>
-            </w:r>
-            <w:r>
-              <w:rPr>
-                <w:rFonts w:eastAsia="標楷體"/>
-                <w:sz w:val="26"/>
-                <w:szCs w:val="26"/>
-              </w:rPr>
-              <w:t xml:space="preserve">  </w:t>
-            </w:r>
-            <w:r>
-              <w:rPr>
-                <w:rFonts w:eastAsia="標楷體" w:hAnsi="標楷體"/>
-                <w:sz w:val="26"/>
-                <w:szCs w:val="26"/>
-              </w:rPr>
-              <w:t>年</w:t>
-            </w:r>
-            <w:r>
-              <w:rPr>
-                <w:rFonts w:eastAsia="標楷體"/>
-                <w:sz w:val="26"/>
-                <w:szCs w:val="26"/>
-              </w:rPr>
-              <w:t xml:space="preserve">  </w:t>
-            </w:r>
+              <w:jc w:val="both"/>
+              <w:rPr>
+                <w:rFonts w:eastAsia="標楷體"/>
+                <w:color w:val="000000"/>
+                <w:sz w:val="28"/>
+                <w:szCs w:val="28"/>
+              </w:rPr>
+            </w:pPr>
             <w:r>
               <w:rPr>
                 <w:rFonts w:eastAsia="標楷體" w:hint="eastAsia"/>
-                <w:sz w:val="26"/>
-                <w:szCs w:val="26"/>
-              </w:rPr>
-              <w:t>11</w:t>
-            </w:r>
-            <w:r>
-              <w:rPr>
-                <w:rFonts w:eastAsia="標楷體"/>
-                <w:sz w:val="26"/>
-                <w:szCs w:val="26"/>
-              </w:rPr>
-              <w:t xml:space="preserve">  </w:t>
-            </w:r>
-            <w:r>
-              <w:rPr>
-                <w:rFonts w:eastAsia="標楷體" w:hAnsi="標楷體"/>
-                <w:sz w:val="26"/>
-                <w:szCs w:val="26"/>
-              </w:rPr>
-              <w:t>月</w:t>
-            </w:r>
-            <w:r>
-              <w:rPr>
-                <w:rFonts w:eastAsia="標楷體"/>
-                <w:sz w:val="26"/>
-                <w:szCs w:val="26"/>
-              </w:rPr>
-              <w:t xml:space="preserve">  </w:t>
-            </w:r>
-            <w:r>
-              <w:rPr>
-                <w:rFonts w:eastAsia="標楷體" w:hint="eastAsia"/>
-                <w:sz w:val="26"/>
-                <w:szCs w:val="26"/>
-              </w:rPr>
-              <w:t>10</w:t>
-            </w:r>
-            <w:r>
-              <w:rPr>
-                <w:rFonts w:eastAsia="標楷體"/>
-                <w:sz w:val="26"/>
-                <w:szCs w:val="26"/>
-              </w:rPr>
-              <w:t xml:space="preserve">  </w:t>
-            </w:r>
-            <w:r>
-              <w:rPr>
-                <w:rFonts w:eastAsia="標楷體" w:hAnsi="標楷體"/>
-                <w:sz w:val="26"/>
-                <w:szCs w:val="26"/>
-              </w:rPr>
-              <w:t>日</w:t>
-            </w:r>
-            <w:r>
-              <w:rPr>
-                <w:rFonts w:eastAsia="標楷體" w:hAnsi="標楷體" w:hint="eastAsia"/>
-                <w:color w:val="000000"/>
-                <w:sz w:val="26"/>
-                <w:szCs w:val="26"/>
-              </w:rPr>
-              <w:t>上</w:t>
-            </w:r>
-            <w:r>
-              <w:rPr>
-                <w:rFonts w:eastAsia="標楷體" w:hAnsi="標楷體"/>
-                <w:color w:val="000000"/>
-                <w:sz w:val="26"/>
-                <w:szCs w:val="26"/>
-              </w:rPr>
-              <w:t>午</w:t>
-            </w:r>
-            <w:r>
-              <w:rPr>
-                <w:rFonts w:eastAsia="標楷體" w:hAnsi="標楷體" w:hint="eastAsia"/>
-                <w:color w:val="000000"/>
-                <w:sz w:val="26"/>
-                <w:szCs w:val="26"/>
-              </w:rPr>
-              <w:t>10</w:t>
-            </w:r>
-            <w:r>
-              <w:rPr>
-                <w:rFonts w:eastAsia="標楷體" w:hAnsi="標楷體"/>
-                <w:color w:val="000000"/>
-                <w:sz w:val="26"/>
-                <w:szCs w:val="26"/>
-              </w:rPr>
-              <w:t>時</w:t>
-            </w:r>
-          </w:p>
-        </w:tc>
-      </w:tr>
-      <w:tr>
-        <w:tc>
-          <w:tcPr>
-            <w:tcW w:w="2006" w:type="dxa"/>
-            <w:gridSpan w:val="4"/>
-          </w:tcPr>
-          <w:p>
-            <w:pPr>
-              <w:snapToGrid w:val="0"/>
-              <w:spacing w:before="40" w:after="40" w:line="420" w:lineRule="atLeast"/>
-              <w:rPr>
-                <w:rFonts w:eastAsia="標楷體"/>
-                <w:color w:val="000000"/>
-                <w:sz w:val="26"/>
-                <w:szCs w:val="26"/>
-              </w:rPr>
-            </w:pPr>
-            <w:r>
-              <w:rPr>
-                <w:rFonts w:eastAsia="標楷體" w:hAnsi="標楷體"/>
-                <w:color w:val="000000"/>
-                <w:sz w:val="26"/>
-                <w:szCs w:val="26"/>
-              </w:rPr>
-              <w:t>二</w:t>
-            </w:r>
-            <w:r>
-              <w:rPr>
-                <w:rFonts w:eastAsia="標楷體"/>
-                <w:color w:val="000000"/>
-                <w:sz w:val="26"/>
-                <w:szCs w:val="26"/>
-              </w:rPr>
-              <w:t xml:space="preserve"> </w:t>
-            </w:r>
-            <w:r>
-              <w:rPr>
-                <w:rFonts w:eastAsia="標楷體" w:hAnsi="標楷體"/>
-                <w:color w:val="000000"/>
-                <w:sz w:val="26"/>
-                <w:szCs w:val="26"/>
-              </w:rPr>
-              <w:t>、</w:t>
-            </w:r>
-            <w:r>
-              <w:rPr>
-                <w:rFonts w:eastAsia="標楷體"/>
-                <w:color w:val="000000"/>
-                <w:sz w:val="26"/>
-                <w:szCs w:val="26"/>
-              </w:rPr>
-              <w:t xml:space="preserve"> </w:t>
-            </w:r>
-            <w:r>
-              <w:rPr>
-                <w:rFonts w:eastAsia="標楷體" w:hAnsi="標楷體"/>
-                <w:color w:val="000000"/>
-                <w:sz w:val="26"/>
-                <w:szCs w:val="26"/>
-              </w:rPr>
-              <w:t>地</w:t>
-            </w:r>
-            <w:r>
-              <w:rPr>
-                <w:rFonts w:eastAsia="標楷體"/>
-                <w:color w:val="000000"/>
-                <w:sz w:val="26"/>
-                <w:szCs w:val="26"/>
-              </w:rPr>
-              <w:t xml:space="preserve">  </w:t>
-            </w:r>
-            <w:r>
-              <w:rPr>
-                <w:rFonts w:eastAsia="標楷體" w:hAnsi="標楷體"/>
-                <w:color w:val="000000"/>
-                <w:sz w:val="26"/>
-                <w:szCs w:val="26"/>
-              </w:rPr>
-              <w:t>點：</w:t>
-            </w:r>
-          </w:p>
-        </w:tc>
-        <w:tc>
-          <w:tcPr>
-            <w:tcW w:w="7384" w:type="dxa"/>
-            <w:gridSpan w:val="4"/>
-          </w:tcPr>
-          <w:p>
-            <w:pPr>
-              <w:snapToGrid w:val="0"/>
-              <w:spacing w:before="40" w:after="40" w:line="420" w:lineRule="atLeast"/>
-              <w:rPr>
-                <w:rFonts w:eastAsia="標楷體"/>
-                <w:color w:val="000000"/>
-                <w:sz w:val="26"/>
-                <w:szCs w:val="26"/>
-              </w:rPr>
-            </w:pPr>
-            <w:r>
-              <w:rPr>
-                <w:rFonts w:eastAsia="標楷體" w:hAnsi="標楷體"/>
-                <w:color w:val="000000"/>
-                <w:sz w:val="26"/>
-                <w:szCs w:val="26"/>
-              </w:rPr>
-              <w:t>本公司會議室</w:t>
-            </w:r>
-          </w:p>
-        </w:tc>
-      </w:tr>
-      <w:tr>
-        <w:tc>
-          <w:tcPr>
-            <w:tcW w:w="2006" w:type="dxa"/>
-            <w:gridSpan w:val="4"/>
-          </w:tcPr>
-          <w:p>
-            <w:pPr>
-              <w:snapToGrid w:val="0"/>
-              <w:spacing w:before="40" w:after="40" w:line="420" w:lineRule="atLeast"/>
-              <w:rPr>
-                <w:rFonts w:eastAsia="標楷體"/>
-                <w:color w:val="000000"/>
-                <w:sz w:val="26"/>
-                <w:szCs w:val="26"/>
-              </w:rPr>
-            </w:pPr>
-            <w:r>
-              <w:rPr>
-                <w:rFonts w:eastAsia="標楷體" w:hAnsi="標楷體"/>
-                <w:color w:val="000000"/>
-                <w:sz w:val="26"/>
-                <w:szCs w:val="26"/>
-              </w:rPr>
-              <w:t>三</w:t>
-            </w:r>
-            <w:r>
-              <w:rPr>
-                <w:rFonts w:eastAsia="標楷體"/>
-                <w:color w:val="000000"/>
-                <w:sz w:val="26"/>
-                <w:szCs w:val="26"/>
-              </w:rPr>
-              <w:t xml:space="preserve"> </w:t>
-            </w:r>
-            <w:r>
-              <w:rPr>
-                <w:rFonts w:eastAsia="標楷體" w:hAnsi="標楷體"/>
-                <w:color w:val="000000"/>
-                <w:sz w:val="26"/>
-                <w:szCs w:val="26"/>
-              </w:rPr>
-              <w:t>、</w:t>
-            </w:r>
-            <w:r>
-              <w:rPr>
-                <w:rFonts w:eastAsia="標楷體"/>
-                <w:color w:val="000000"/>
-                <w:sz w:val="26"/>
-                <w:szCs w:val="26"/>
-              </w:rPr>
-              <w:t xml:space="preserve"> </w:t>
-            </w:r>
-            <w:r>
-              <w:rPr>
-                <w:rFonts w:eastAsia="標楷體" w:hAnsi="標楷體"/>
-                <w:color w:val="000000"/>
-                <w:sz w:val="26"/>
-                <w:szCs w:val="26"/>
-              </w:rPr>
-              <w:t>出</w:t>
-            </w:r>
-            <w:r>
-              <w:rPr>
-                <w:rFonts w:eastAsia="標楷體"/>
-                <w:color w:val="000000"/>
-                <w:sz w:val="26"/>
-                <w:szCs w:val="26"/>
-              </w:rPr>
-              <w:t xml:space="preserve">  </w:t>
-            </w:r>
-            <w:r>
-              <w:rPr>
-                <w:rFonts w:eastAsia="標楷體" w:hAnsi="標楷體"/>
-                <w:color w:val="000000"/>
-                <w:sz w:val="26"/>
-                <w:szCs w:val="26"/>
-              </w:rPr>
-              <w:t>席：</w:t>
-            </w:r>
-          </w:p>
-        </w:tc>
-        <w:tc>
-          <w:tcPr>
-            <w:tcW w:w="7384" w:type="dxa"/>
-            <w:gridSpan w:val="4"/>
-          </w:tcPr>
-          <w:p>
-            <w:pPr>
-              <w:snapToGrid w:val="0"/>
-              <w:spacing w:before="40" w:after="40" w:line="420" w:lineRule="atLeast"/>
-              <w:rPr>
-                <w:rFonts w:eastAsia="標楷體"/>
-                <w:color w:val="000000"/>
-                <w:sz w:val="26"/>
-                <w:szCs w:val="26"/>
-              </w:rPr>
-            </w:pPr>
-            <w:r>
-              <w:rPr>
-                <w:rFonts w:eastAsia="標楷體" w:hAnsi="標楷體"/>
-                <w:color w:val="000000"/>
-                <w:sz w:val="26"/>
-                <w:szCs w:val="26"/>
-              </w:rPr>
-              <w:t>徐峻祥、施皓文</w:t>
-            </w:r>
-          </w:p>
-        </w:tc>
-      </w:tr>
-      <w:tr>
-        <w:tc>
-          <w:tcPr>
-            <w:tcW w:w="2006" w:type="dxa"/>
-            <w:gridSpan w:val="4"/>
-          </w:tcPr>
-          <w:p>
-            <w:pPr>
-              <w:snapToGrid w:val="0"/>
-              <w:spacing w:before="40" w:after="40" w:line="420" w:lineRule="atLeast"/>
-              <w:rPr>
-                <w:rFonts w:eastAsia="標楷體"/>
-                <w:color w:val="000000"/>
-                <w:sz w:val="26"/>
-                <w:szCs w:val="26"/>
-              </w:rPr>
-            </w:pPr>
-            <w:r>
-              <w:rPr>
-                <w:rFonts w:eastAsia="標楷體" w:hAnsi="標楷體"/>
-                <w:color w:val="000000"/>
-                <w:sz w:val="26"/>
-                <w:szCs w:val="26"/>
-              </w:rPr>
-              <w:t>四</w:t>
-            </w:r>
-            <w:r>
-              <w:rPr>
-                <w:rFonts w:eastAsia="標楷體"/>
-                <w:color w:val="000000"/>
-                <w:sz w:val="26"/>
-                <w:szCs w:val="26"/>
-              </w:rPr>
-              <w:t xml:space="preserve"> </w:t>
-            </w:r>
-            <w:r>
-              <w:rPr>
-                <w:rFonts w:eastAsia="標楷體" w:hAnsi="標楷體"/>
-                <w:color w:val="000000"/>
-                <w:sz w:val="26"/>
-                <w:szCs w:val="26"/>
-              </w:rPr>
-              <w:t>、</w:t>
-            </w:r>
-            <w:r>
-              <w:rPr>
-                <w:rFonts w:eastAsia="標楷體"/>
-                <w:color w:val="000000"/>
-                <w:sz w:val="26"/>
-                <w:szCs w:val="26"/>
-              </w:rPr>
-              <w:t xml:space="preserve"> </w:t>
-            </w:r>
-            <w:r>
-              <w:rPr>
-                <w:rFonts w:eastAsia="標楷體" w:hAnsi="標楷體"/>
-                <w:color w:val="000000"/>
-                <w:sz w:val="26"/>
-                <w:szCs w:val="26"/>
-              </w:rPr>
-              <w:t>主</w:t>
-            </w:r>
-            <w:r>
-              <w:rPr>
-                <w:rFonts w:eastAsia="標楷體"/>
-                <w:color w:val="000000"/>
-                <w:sz w:val="26"/>
-                <w:szCs w:val="26"/>
-              </w:rPr>
-              <w:t xml:space="preserve">  </w:t>
-            </w:r>
-            <w:r>
-              <w:rPr>
-                <w:rFonts w:eastAsia="標楷體" w:hAnsi="標楷體"/>
-                <w:color w:val="000000"/>
-                <w:sz w:val="26"/>
-                <w:szCs w:val="26"/>
-              </w:rPr>
-              <w:t>席：</w:t>
-            </w:r>
-          </w:p>
-        </w:tc>
-        <w:tc>
-          <w:tcPr>
-            <w:tcW w:w="3242" w:type="dxa"/>
-            <w:gridSpan w:val="2"/>
-          </w:tcPr>
-          <w:p>
-            <w:pPr>
-              <w:snapToGrid w:val="0"/>
-              <w:spacing w:before="40" w:after="40" w:line="420" w:lineRule="atLeast"/>
-              <w:rPr>
-                <w:rFonts w:eastAsia="標楷體"/>
-                <w:color w:val="000000"/>
-                <w:sz w:val="26"/>
-                <w:szCs w:val="26"/>
-              </w:rPr>
-            </w:pPr>
-            <w:r>
-              <w:rPr>
-                <w:rFonts w:eastAsia="標楷體" w:hAnsi="標楷體"/>
-                <w:color w:val="000000"/>
-                <w:sz w:val="26"/>
-                <w:szCs w:val="26"/>
-              </w:rPr>
-              <w:t>徐峻祥</w:t>
-            </w:r>
-          </w:p>
-        </w:tc>
-        <w:tc>
-          <w:tcPr>
-            <w:tcW w:w="1260" w:type="dxa"/>
-          </w:tcPr>
-          <w:p>
-            <w:pPr>
-              <w:snapToGrid w:val="0"/>
-              <w:spacing w:before="40" w:after="40" w:line="420" w:lineRule="atLeast"/>
-              <w:rPr>
-                <w:rFonts w:eastAsia="標楷體"/>
-                <w:color w:val="000000"/>
-                <w:sz w:val="26"/>
-                <w:szCs w:val="26"/>
-              </w:rPr>
-            </w:pPr>
-            <w:r>
-              <w:rPr>
-                <w:rFonts w:eastAsia="標楷體" w:hAnsi="標楷體"/>
-                <w:color w:val="000000"/>
-                <w:sz w:val="26"/>
-                <w:szCs w:val="26"/>
-              </w:rPr>
-              <w:t>記</w:t>
-            </w:r>
-            <w:r>
-              <w:rPr>
-                <w:rFonts w:eastAsia="標楷體"/>
-                <w:color w:val="000000"/>
-                <w:sz w:val="26"/>
-                <w:szCs w:val="26"/>
-              </w:rPr>
-              <w:t xml:space="preserve">  </w:t>
-            </w:r>
-            <w:r>
-              <w:rPr>
-                <w:rFonts w:eastAsia="標楷體" w:hAnsi="標楷體"/>
-                <w:color w:val="000000"/>
-                <w:sz w:val="26"/>
-                <w:szCs w:val="26"/>
-              </w:rPr>
-              <w:t>錄：</w:t>
-            </w:r>
-          </w:p>
-        </w:tc>
-        <w:tc>
-          <w:tcPr>
-            <w:tcW w:w="2882" w:type="dxa"/>
-          </w:tcPr>
-          <w:p>
-            <w:pPr>
-              <w:snapToGrid w:val="0"/>
-              <w:spacing w:before="40" w:after="40" w:line="420" w:lineRule="atLeast"/>
-              <w:rPr>
-                <w:rFonts w:eastAsia="標楷體"/>
-                <w:color w:val="000000"/>
-                <w:sz w:val="26"/>
-                <w:szCs w:val="26"/>
-              </w:rPr>
-            </w:pPr>
-            <w:r>
-              <w:rPr>
-                <w:rFonts w:eastAsia="標楷體" w:hAnsi="標楷體"/>
-                <w:color w:val="000000"/>
-                <w:sz w:val="26"/>
-                <w:szCs w:val="26"/>
-              </w:rPr>
-              <w:t>施皓文</w:t>
+                <w:color w:val="000000"/>
+                <w:sz w:val="28"/>
+                <w:szCs w:val="28"/>
+              </w:rPr>
+              <w:t>無</w:t>
             </w:r>
           </w:p>
         </w:tc>
@@ -3048,172 +1668,73 @@
         </w:trPr>
         <w:tc>
           <w:tcPr>
-            <w:tcW w:w="2006" w:type="dxa"/>
-            <w:gridSpan w:val="4"/>
+            <w:tcW w:w="2000" w:type="dxa"/>
           </w:tcPr>
           <w:p>
             <w:pPr>
               <w:snapToGrid w:val="0"/>
               <w:spacing w:before="40" w:after="40" w:line="420" w:lineRule="atLeast"/>
-              <w:rPr>
-                <w:rFonts w:eastAsia="標楷體"/>
-                <w:color w:val="000000"/>
-                <w:sz w:val="26"/>
-                <w:szCs w:val="26"/>
-              </w:rPr>
-            </w:pPr>
+              <w:jc w:val="both"/>
+              <w:rPr>
+                <w:rFonts w:eastAsia="標楷體"/>
+                <w:color w:val="000000"/>
+                <w:sz w:val="28"/>
+                <w:szCs w:val="28"/>
+              </w:rPr>
+            </w:pPr>
+            <w:r>
+              <w:rPr>
+                <w:rFonts w:eastAsia="標楷體" w:hAnsi="標楷體" w:hint="eastAsia"/>
+                <w:color w:val="000000"/>
+                <w:sz w:val="28"/>
+                <w:szCs w:val="28"/>
+              </w:rPr>
+              <w:t>九、</w:t>
+            </w:r>
             <w:r>
               <w:rPr>
                 <w:rFonts w:eastAsia="標楷體" w:hAnsi="標楷體"/>
                 <w:color w:val="000000"/>
-                <w:sz w:val="26"/>
-                <w:szCs w:val="26"/>
-              </w:rPr>
-              <w:t>五、報告事項：</w:t>
-            </w:r>
-          </w:p>
-        </w:tc>
-        <w:tc>
-          <w:tcPr>
-            <w:tcW w:w="7384" w:type="dxa"/>
-            <w:gridSpan w:val="4"/>
+                <w:sz w:val="28"/>
+                <w:szCs w:val="28"/>
+              </w:rPr>
+              <w:t>散</w:t>
+            </w:r>
+            <w:r>
+              <w:rPr>
+                <w:rFonts w:eastAsia="標楷體"/>
+                <w:color w:val="000000"/>
+                <w:sz w:val="28"/>
+                <w:szCs w:val="28"/>
+              </w:rPr>
+              <w:t xml:space="preserve">  </w:t>
+            </w:r>
+            <w:r>
+              <w:rPr>
+                <w:rFonts w:eastAsia="標楷體" w:hAnsi="標楷體"/>
+                <w:color w:val="000000"/>
+                <w:sz w:val="28"/>
+                <w:szCs w:val="28"/>
+              </w:rPr>
+              <w:t>會：</w:t>
+            </w:r>
+          </w:p>
+        </w:tc>
+        <w:tc>
+          <w:tcPr>
+            <w:tcW w:w="7390" w:type="dxa"/>
+            <w:gridSpan w:val="2"/>
           </w:tcPr>
           <w:p>
             <w:pPr>
               <w:snapToGrid w:val="0"/>
               <w:spacing w:before="40" w:after="40" w:line="420" w:lineRule="atLeast"/>
-              <w:rPr>
-                <w:rFonts w:eastAsia="標楷體"/>
-                <w:color w:val="000000"/>
-                <w:sz w:val="26"/>
-                <w:szCs w:val="26"/>
-              </w:rPr>
-            </w:pPr>
-            <w:r>
-              <w:rPr>
-                <w:rFonts w:eastAsia="標楷體"/>
-                <w:sz w:val="26"/>
-                <w:szCs w:val="26"/>
-              </w:rPr>
-              <w:t>(</w:t>
-            </w:r>
-            <w:r>
-              <w:rPr>
-                <w:rFonts w:eastAsia="標楷體" w:hAnsi="標楷體"/>
-                <w:sz w:val="26"/>
-                <w:szCs w:val="26"/>
-              </w:rPr>
-              <w:t>略</w:t>
-            </w:r>
-            <w:r>
-              <w:rPr>
-                <w:rFonts w:eastAsia="標楷體"/>
-                <w:sz w:val="26"/>
-                <w:szCs w:val="26"/>
-              </w:rPr>
-              <w:t>)</w:t>
-            </w:r>
-          </w:p>
-        </w:tc>
-      </w:tr>
-      <w:tr>
-        <w:tc>
-          <w:tcPr>
-            <w:tcW w:w="2000" w:type="dxa"/>
-            <w:gridSpan w:val="3"/>
-          </w:tcPr>
-          <w:p>
-            <w:pPr>
-              <w:snapToGrid w:val="0"/>
-              <w:spacing w:before="40" w:after="40" w:line="420" w:lineRule="atLeast"/>
-              <w:rPr>
-                <w:rFonts w:eastAsia="標楷體"/>
-                <w:color w:val="000000"/>
-                <w:sz w:val="26"/>
-                <w:szCs w:val="26"/>
-              </w:rPr>
-            </w:pPr>
-            <w:r>
-              <w:rPr>
-                <w:rFonts w:eastAsia="標楷體" w:hAnsi="標楷體"/>
-                <w:color w:val="000000"/>
-                <w:sz w:val="26"/>
-                <w:szCs w:val="26"/>
-              </w:rPr>
-              <w:t>六、承認事項：</w:t>
-            </w:r>
-          </w:p>
-        </w:tc>
-        <w:tc>
-          <w:tcPr>
-            <w:tcW w:w="7390" w:type="dxa"/>
-            <w:gridSpan w:val="5"/>
-          </w:tcPr>
-          <w:p>
-            <w:pPr>
-              <w:snapToGrid w:val="0"/>
-              <w:spacing w:before="40" w:after="40" w:line="420" w:lineRule="atLeast"/>
-              <w:rPr>
-                <w:rFonts w:eastAsia="標楷體"/>
-                <w:color w:val="000000"/>
-                <w:sz w:val="26"/>
-                <w:szCs w:val="26"/>
-              </w:rPr>
-            </w:pPr>
-            <w:r>
-              <w:rPr>
-                <w:rFonts w:eastAsia="標楷體" w:hAnsi="標楷體"/>
-                <w:color w:val="000000"/>
-                <w:sz w:val="26"/>
-                <w:szCs w:val="26"/>
-              </w:rPr>
-              <w:t>無</w:t>
-            </w:r>
-          </w:p>
-        </w:tc>
-      </w:tr>
-      <w:tr>
-        <w:tc>
-          <w:tcPr>
-            <w:tcW w:w="2000" w:type="dxa"/>
-            <w:gridSpan w:val="3"/>
-          </w:tcPr>
-          <w:p>
-            <w:pPr>
-              <w:snapToGrid w:val="0"/>
-              <w:spacing w:before="40" w:after="40" w:line="420" w:lineRule="atLeast"/>
-              <w:rPr>
-                <w:rFonts w:eastAsia="標楷體"/>
-                <w:color w:val="000000"/>
-                <w:sz w:val="26"/>
-                <w:szCs w:val="26"/>
-              </w:rPr>
-            </w:pPr>
-            <w:r>
-              <w:rPr>
-                <w:rFonts w:eastAsia="標楷體" w:hAnsi="標楷體"/>
-                <w:color w:val="000000"/>
-                <w:sz w:val="26"/>
-                <w:szCs w:val="26"/>
-              </w:rPr>
-              <w:t>七、討論事項：</w:t>
-            </w:r>
-          </w:p>
-        </w:tc>
-        <w:tc>
-          <w:tcPr>
-            <w:tcW w:w="7390" w:type="dxa"/>
-            <w:gridSpan w:val="5"/>
-          </w:tcPr>
-          <w:p>
-            <w:pPr>
-              <w:snapToGrid w:val="0"/>
-              <w:spacing w:before="40" w:after="40" w:line="420" w:lineRule="atLeast"/>
-              <w:rPr>
-                <w:rFonts w:eastAsia="標楷體"/>
-                <w:color w:val="000000"/>
-                <w:sz w:val="26"/>
-                <w:szCs w:val="26"/>
+              <w:jc w:val="both"/>
+              <w:rPr>
+                <w:rFonts w:eastAsia="標楷體"/>
+                <w:color w:val="000000"/>
+                <w:sz w:val="28"/>
+                <w:szCs w:val="28"/>
               </w:rPr>
             </w:pPr>
           </w:p>
@@ -3225,929 +1746,94 @@
         </w:trPr>
         <w:tc>
           <w:tcPr>
-            <w:tcW w:w="568" w:type="dxa"/>
-            <w:vMerge w:val="restart"/>
+            <w:tcW w:w="9390" w:type="dxa"/>
+            <w:gridSpan w:val="3"/>
           </w:tcPr>
           <w:p>
             <w:pPr>
               <w:snapToGrid w:val="0"/>
               <w:spacing w:before="40" w:after="40" w:line="420" w:lineRule="atLeast"/>
+              <w:jc w:val="both"/>
+              <w:rPr>
+                <w:rFonts w:eastAsia="標楷體"/>
+                <w:color w:val="000000"/>
+                <w:sz w:val="28"/>
+                <w:szCs w:val="28"/>
+              </w:rPr>
+            </w:pPr>
+          </w:p>
+          <w:p>
+            <w:pPr>
+              <w:snapToGrid w:val="0"/>
+              <w:spacing w:before="40" w:after="40" w:line="420" w:lineRule="atLeast"/>
+              <w:jc w:val="both"/>
+              <w:rPr>
+                <w:rFonts w:eastAsia="標楷體"/>
+                <w:color w:val="000000"/>
+                <w:sz w:val="28"/>
+                <w:szCs w:val="28"/>
+              </w:rPr>
+            </w:pPr>
+          </w:p>
+          <w:p>
+            <w:pPr>
+              <w:snapToGrid w:val="0"/>
+              <w:spacing w:before="40" w:after="40" w:line="420" w:lineRule="atLeast"/>
+              <w:jc w:val="both"/>
+              <w:rPr>
+                <w:rFonts w:eastAsia="標楷體"/>
+                <w:color w:val="000000"/>
+                <w:sz w:val="28"/>
+                <w:szCs w:val="28"/>
+              </w:rPr>
+            </w:pPr>
+            <w:r>
+              <w:rPr>
+                <w:rFonts w:eastAsia="標楷體"/>
+                <w:color w:val="000000"/>
+                <w:sz w:val="28"/>
+                <w:szCs w:val="28"/>
+              </w:rPr>
+              <w:t>(</w:t>
+            </w:r>
+            <w:r>
               <w:rPr>
                 <w:rFonts w:eastAsia="標楷體" w:hAnsi="標楷體"/>
                 <w:color w:val="000000"/>
-                <w:sz w:val="26"/>
-                <w:szCs w:val="26"/>
-              </w:rPr>
-            </w:pPr>
-            <w:r>
-              <w:rPr>
-                <w:rFonts w:eastAsia="標楷體" w:hAnsi="標楷體"/>
-                <w:color w:val="000000"/>
-                <w:sz w:val="26"/>
-                <w:szCs w:val="26"/>
-              </w:rPr>
-              <w:t>1</w:t>
-            </w:r>
-          </w:p>
-        </w:tc>
-        <w:tc>
-          <w:tcPr>
-            <w:tcW w:w="900" w:type="dxa"/>
-          </w:tcPr>
-          <w:p>
-            <w:pPr>
-              <w:snapToGrid w:val="0"/>
-              <w:spacing w:before="40" w:after="40" w:line="420" w:lineRule="atLeast"/>
-              <w:rPr>
-                <w:rFonts w:eastAsia="標楷體" w:hAnsi="標楷體"/>
-                <w:color w:val="000000"/>
-                <w:sz w:val="26"/>
-                <w:szCs w:val="26"/>
-              </w:rPr>
-            </w:pPr>
-            <w:r>
-              <w:rPr>
-                <w:rFonts w:eastAsia="標楷體" w:hAnsi="標楷體"/>
-                <w:color w:val="000000"/>
-                <w:sz w:val="26"/>
-                <w:szCs w:val="26"/>
-              </w:rPr>
-              <w:t>案由：</w:t>
-            </w:r>
-          </w:p>
-        </w:tc>
-        <w:tc>
-          <w:tcPr>
-            <w:tcW w:w="7922" w:type="dxa"/>
-            <w:gridSpan w:val="6"/>
-          </w:tcPr>
-          <w:p>
-            <w:pPr>
-              <w:snapToGrid w:val="0"/>
-              <w:spacing w:before="40" w:after="40" w:line="420" w:lineRule="atLeast"/>
-              <w:rPr>
-                <w:rFonts w:eastAsia="標楷體" w:hAnsi="標楷體"/>
-                <w:color w:val="000000"/>
-                <w:sz w:val="26"/>
-                <w:szCs w:val="26"/>
-              </w:rPr>
-            </w:pPr>
-            <w:bookmarkStart w:id="2" w:name="動作"/>
-            <w:bookmarkEnd w:id="2"/>
-            <w:r>
-              <w:rPr>
-                <w:rFonts w:eastAsia="標楷體" w:hAnsi="標楷體" w:hint="eastAsia"/>
-                <w:color w:val="000000"/>
-                <w:sz w:val="26"/>
-                <w:szCs w:val="26"/>
-              </w:rPr>
-              <w:t>討論增資事宜</w:t>
+                <w:sz w:val="28"/>
+                <w:szCs w:val="28"/>
+              </w:rPr>
+              <w:t>加蓋公司印章</w:t>
+            </w:r>
+            <w:r>
+              <w:rPr>
+                <w:rFonts w:eastAsia="標楷體"/>
+                <w:color w:val="000000"/>
+                <w:sz w:val="28"/>
+                <w:szCs w:val="28"/>
+              </w:rPr>
+              <w:t>)</w:t>
+            </w:r>
+            <w:r>
+              <w:rPr>
+                <w:rFonts w:eastAsia="標楷體" w:hint="eastAsia"/>
+                <w:color w:val="000000"/>
+                <w:sz w:val="28"/>
+                <w:szCs w:val="28"/>
+              </w:rPr>
+              <w:t xml:space="preserve">      </w:t>
             </w:r>
           </w:p>
         </w:tc>
       </w:tr>
       <w:tr>
         <w:trPr>
-          <w:cantSplit/>
+          <w:trHeight w:val="567"/>
         </w:trPr>
         <w:tc>
           <w:tcPr>
-            <w:tcW w:w="568" w:type="dxa"/>
-            <w:vMerge/>
-            <w:vAlign w:val="center"/>
-          </w:tcPr>
-          <w:p>
-            <w:pPr>
-              <w:snapToGrid w:val="0"/>
-              <w:spacing w:before="40" w:after="40" w:line="420" w:lineRule="atLeast"/>
-              <w:rPr>
-                <w:rFonts w:eastAsia="標楷體" w:hAnsi="標楷體"/>
-                <w:color w:val="000000"/>
-                <w:sz w:val="26"/>
-                <w:szCs w:val="26"/>
-              </w:rPr>
-            </w:pPr>
-          </w:p>
-        </w:tc>
-        <w:tc>
-          <w:tcPr>
-            <w:tcW w:w="900" w:type="dxa"/>
-          </w:tcPr>
-          <w:p>
-            <w:pPr>
-              <w:snapToGrid w:val="0"/>
-              <w:spacing w:before="40" w:after="40" w:line="420" w:lineRule="atLeast"/>
-              <w:rPr>
-                <w:rFonts w:eastAsia="標楷體" w:hAnsi="標楷體"/>
-                <w:color w:val="000000"/>
-                <w:sz w:val="26"/>
-                <w:szCs w:val="26"/>
-              </w:rPr>
-            </w:pPr>
-            <w:r>
-              <w:rPr>
-                <w:rFonts w:eastAsia="標楷體" w:hAnsi="標楷體" w:hint="eastAsia"/>
-                <w:color w:val="000000"/>
-                <w:sz w:val="26"/>
-                <w:szCs w:val="26"/>
-              </w:rPr>
-              <w:t>說明</w:t>
-            </w:r>
-          </w:p>
-        </w:tc>
-        <w:tc>
-          <w:tcPr>
-            <w:tcW w:w="7922" w:type="dxa"/>
-            <w:gridSpan w:val="6"/>
-          </w:tcPr>
-          <w:p>
-            <w:pPr>
-              <w:snapToGrid w:val="0"/>
-              <w:spacing w:before="40" w:after="40" w:line="420" w:lineRule="atLeast"/>
-              <w:ind w:left="390" w:hangingChars="150" w:hanging="390"/>
-              <w:jc w:val="both"/>
-              <w:rPr>
-                <w:rFonts w:ascii="標楷體" w:eastAsia="標楷體" w:hAnsi="標楷體"/>
-                <w:sz w:val="26"/>
-                <w:szCs w:val="26"/>
-              </w:rPr>
-            </w:pPr>
-            <w:r>
-              <w:rPr>
-                <w:rFonts w:ascii="標楷體" w:eastAsia="標楷體" w:hAnsi="標楷體" w:hint="eastAsia"/>
-                <w:sz w:val="26"/>
-                <w:szCs w:val="26"/>
-              </w:rPr>
-              <w:t>(1)本次擬增資</w:t>
-            </w:r>
-            <w:r>
-              <w:rPr>
-                <w:rFonts w:ascii="標楷體" w:eastAsia="標楷體" w:hAnsi="標楷體" w:hint="eastAsia"/>
-                <w:sz w:val="26"/>
-                <w:szCs w:val="26"/>
-              </w:rPr>
-              <w:t>新台幣(以下同)4,316,250元，發行新股431</w:t>
-            </w:r>
-            <w:r>
-              <w:rPr>
-                <w:rFonts w:ascii="標楷體" w:eastAsia="標楷體" w:hAnsi="標楷體"/>
-                <w:sz w:val="26"/>
-                <w:szCs w:val="26"/>
-              </w:rPr>
-              <w:t>,</w:t>
-            </w:r>
-            <w:r>
-              <w:rPr>
-                <w:rFonts w:ascii="標楷體" w:eastAsia="標楷體" w:hAnsi="標楷體" w:hint="eastAsia"/>
-                <w:sz w:val="26"/>
-                <w:szCs w:val="26"/>
-              </w:rPr>
-              <w:t>625</w:t>
-            </w:r>
-            <w:r>
-              <w:rPr>
-                <w:rFonts w:ascii="標楷體" w:eastAsia="標楷體" w:hAnsi="標楷體" w:hint="eastAsia"/>
-                <w:sz w:val="26"/>
-                <w:szCs w:val="26"/>
-              </w:rPr>
-              <w:t>股，每股面額10</w:t>
-            </w:r>
-            <w:r>
-              <w:rPr>
-                <w:rFonts w:ascii="標楷體" w:eastAsia="標楷體" w:hAnsi="標楷體" w:hint="eastAsia"/>
-                <w:sz w:val="26"/>
-                <w:szCs w:val="26"/>
-              </w:rPr>
-              <w:t>元；增資後股本總額仍為30,000,000元，每股面額10元，實收資本總額增為15,000,000元，分為1,500,000股，每股面額10元。</w:t>
-            </w:r>
-          </w:p>
-          <w:p>
-            <w:pPr>
-              <w:snapToGrid w:val="0"/>
-              <w:spacing w:before="40" w:after="40" w:line="420" w:lineRule="atLeast"/>
-              <w:ind w:left="390" w:hangingChars="150" w:hanging="390"/>
-              <w:jc w:val="both"/>
-              <w:rPr>
-                <w:rFonts w:ascii="標楷體" w:eastAsia="標楷體" w:hAnsi="標楷體"/>
-                <w:sz w:val="26"/>
-                <w:szCs w:val="26"/>
-              </w:rPr>
-            </w:pPr>
-            <w:r>
-              <w:rPr>
-                <w:rFonts w:ascii="標楷體" w:eastAsia="標楷體" w:hAnsi="標楷體" w:hint="eastAsia"/>
-                <w:sz w:val="26"/>
-                <w:szCs w:val="26"/>
-              </w:rPr>
-              <w:t>(</w:t>
-            </w:r>
-            <w:r>
-              <w:rPr>
-                <w:rFonts w:ascii="標楷體" w:eastAsia="標楷體" w:hAnsi="標楷體"/>
-                <w:sz w:val="26"/>
-                <w:szCs w:val="26"/>
-              </w:rPr>
-              <w:t>2</w:t>
-            </w:r>
-            <w:r>
-              <w:rPr>
-                <w:rFonts w:ascii="標楷體" w:eastAsia="標楷體" w:hAnsi="標楷體" w:hint="eastAsia"/>
-                <w:sz w:val="26"/>
-                <w:szCs w:val="26"/>
-              </w:rPr>
-              <w:t>)有關上述增資發行</w:t>
-            </w:r>
-            <w:r>
-              <w:rPr>
-                <w:rFonts w:ascii="標楷體" w:eastAsia="標楷體" w:hAnsi="標楷體" w:hint="eastAsia"/>
-                <w:sz w:val="26"/>
-                <w:szCs w:val="26"/>
-              </w:rPr>
-              <w:t>431</w:t>
-            </w:r>
-            <w:r>
-              <w:rPr>
-                <w:rFonts w:ascii="標楷體" w:eastAsia="標楷體" w:hAnsi="標楷體"/>
-                <w:sz w:val="26"/>
-                <w:szCs w:val="26"/>
-              </w:rPr>
-              <w:t>,</w:t>
-            </w:r>
-            <w:r>
-              <w:rPr>
-                <w:rFonts w:ascii="標楷體" w:eastAsia="標楷體" w:hAnsi="標楷體" w:hint="eastAsia"/>
-                <w:sz w:val="26"/>
-                <w:szCs w:val="26"/>
-              </w:rPr>
-              <w:t>625</w:t>
-            </w:r>
-            <w:r>
-              <w:rPr>
-                <w:rFonts w:ascii="標楷體" w:eastAsia="標楷體" w:hAnsi="標楷體" w:hint="eastAsia"/>
-                <w:sz w:val="26"/>
-                <w:szCs w:val="26"/>
-              </w:rPr>
-              <w:t>股，每股以</w:t>
-            </w:r>
-            <w:r>
-              <w:rPr>
-                <w:rFonts w:ascii="標楷體" w:eastAsia="標楷體" w:hAnsi="標楷體" w:hint="eastAsia"/>
-                <w:sz w:val="26"/>
-                <w:szCs w:val="26"/>
-              </w:rPr>
-              <w:t>10元</w:t>
-            </w:r>
-            <w:r>
-              <w:rPr>
-                <w:rFonts w:ascii="標楷體" w:eastAsia="標楷體" w:hAnsi="標楷體" w:hint="eastAsia"/>
-                <w:sz w:val="26"/>
-                <w:szCs w:val="26"/>
-              </w:rPr>
-              <w:t>發行，除依法保留10%由員工認股外，餘由股東依持股比例優先分認，期限內未認股繳款者視為棄權，授權董事長洽特定人認足，茲擬定相關日期如下:</w:t>
-            </w:r>
-          </w:p>
-          <w:p>
-            <w:pPr>
-              <w:snapToGrid w:val="0"/>
-              <w:spacing w:before="40" w:after="40" w:line="420" w:lineRule="atLeast"/>
-              <w:ind w:leftChars="200" w:left="870" w:hangingChars="150" w:hanging="390"/>
-              <w:rPr>
-                <w:rFonts w:ascii="標楷體" w:eastAsia="標楷體" w:hAnsi="標楷體"/>
-                <w:sz w:val="26"/>
-                <w:szCs w:val="26"/>
-              </w:rPr>
-            </w:pPr>
-            <w:r>
-              <w:rPr>
-                <w:rFonts w:ascii="標楷體" w:eastAsia="標楷體" w:hAnsi="標楷體" w:hint="eastAsia"/>
-                <w:sz w:val="26"/>
-                <w:szCs w:val="26"/>
-              </w:rPr>
-              <w:t>(</w:t>
-            </w:r>
-            <w:r>
-              <w:rPr>
-                <w:rFonts w:ascii="標楷體" w:eastAsia="標楷體" w:hAnsi="標楷體"/>
-                <w:sz w:val="26"/>
-                <w:szCs w:val="26"/>
-              </w:rPr>
-              <w:t>a</w:t>
-            </w:r>
-            <w:r>
-              <w:rPr>
-                <w:rFonts w:ascii="標楷體" w:eastAsia="標楷體" w:hAnsi="標楷體" w:hint="eastAsia"/>
-                <w:sz w:val="26"/>
-                <w:szCs w:val="26"/>
-              </w:rPr>
-              <w:t>)股東及員工繳納期間：</w:t>
-            </w:r>
-            <w:r>
-              <w:rPr>
-                <w:rFonts w:ascii="標楷體" w:eastAsia="標楷體" w:hAnsi="標楷體" w:hint="eastAsia"/>
-                <w:sz w:val="26"/>
-                <w:szCs w:val="26"/>
-              </w:rPr>
-              <w:t>114</w:t>
-            </w:r>
-            <w:r>
-              <w:rPr>
-                <w:rFonts w:ascii="標楷體" w:eastAsia="標楷體" w:hAnsi="標楷體" w:hint="eastAsia"/>
-                <w:sz w:val="26"/>
-                <w:szCs w:val="26"/>
-              </w:rPr>
-              <w:t>年</w:t>
-            </w:r>
-            <w:r>
-              <w:rPr>
-                <w:rFonts w:ascii="標楷體" w:eastAsia="標楷體" w:hAnsi="標楷體" w:hint="eastAsia"/>
-                <w:sz w:val="26"/>
-                <w:szCs w:val="26"/>
-              </w:rPr>
-              <w:t>03</w:t>
-            </w:r>
-            <w:r>
-              <w:rPr>
-                <w:rFonts w:ascii="標楷體" w:eastAsia="標楷體" w:hAnsi="標楷體" w:hint="eastAsia"/>
-                <w:sz w:val="26"/>
-                <w:szCs w:val="26"/>
-              </w:rPr>
-              <w:t>月</w:t>
-            </w:r>
-            <w:r>
-              <w:rPr>
-                <w:rFonts w:ascii="標楷體" w:eastAsia="標楷體" w:hAnsi="標楷體" w:hint="eastAsia"/>
-                <w:sz w:val="26"/>
-                <w:szCs w:val="26"/>
-              </w:rPr>
-              <w:t>17</w:t>
-            </w:r>
-            <w:r>
-              <w:rPr>
-                <w:rFonts w:ascii="標楷體" w:eastAsia="標楷體" w:hAnsi="標楷體" w:hint="eastAsia"/>
-                <w:sz w:val="26"/>
-                <w:szCs w:val="26"/>
-              </w:rPr>
-              <w:t>日至</w:t>
-            </w:r>
-            <w:r>
-              <w:rPr>
-                <w:rFonts w:ascii="標楷體" w:eastAsia="標楷體" w:hAnsi="標楷體" w:hint="eastAsia"/>
-                <w:sz w:val="26"/>
-                <w:szCs w:val="26"/>
-              </w:rPr>
-              <w:t>114</w:t>
-            </w:r>
-            <w:r>
-              <w:rPr>
-                <w:rFonts w:ascii="標楷體" w:eastAsia="標楷體" w:hAnsi="標楷體" w:hint="eastAsia"/>
-                <w:sz w:val="26"/>
-                <w:szCs w:val="26"/>
-              </w:rPr>
-              <w:t>年</w:t>
-            </w:r>
-            <w:r>
-              <w:rPr>
-                <w:rFonts w:ascii="標楷體" w:eastAsia="標楷體" w:hAnsi="標楷體" w:hint="eastAsia"/>
-                <w:sz w:val="26"/>
-                <w:szCs w:val="26"/>
-              </w:rPr>
-              <w:t>04</w:t>
-            </w:r>
-            <w:r>
-              <w:rPr>
-                <w:rFonts w:ascii="標楷體" w:eastAsia="標楷體" w:hAnsi="標楷體" w:hint="eastAsia"/>
-                <w:sz w:val="26"/>
-                <w:szCs w:val="26"/>
-              </w:rPr>
-              <w:t>月</w:t>
-            </w:r>
-            <w:r>
-              <w:rPr>
-                <w:rFonts w:ascii="標楷體" w:eastAsia="標楷體" w:hAnsi="標楷體" w:hint="eastAsia"/>
-                <w:sz w:val="26"/>
-                <w:szCs w:val="26"/>
-              </w:rPr>
-              <w:t>16</w:t>
-            </w:r>
-            <w:r>
-              <w:rPr>
-                <w:rFonts w:ascii="標楷體" w:eastAsia="標楷體" w:hAnsi="標楷體" w:hint="eastAsia"/>
-                <w:sz w:val="26"/>
-                <w:szCs w:val="26"/>
-              </w:rPr>
-              <w:t>日。</w:t>
-            </w:r>
-          </w:p>
-          <w:p>
-            <w:pPr>
-              <w:snapToGrid w:val="0"/>
-              <w:spacing w:before="40" w:after="40" w:line="420" w:lineRule="atLeast"/>
-              <w:ind w:leftChars="200" w:left="870" w:hangingChars="150" w:hanging="390"/>
-              <w:rPr>
-                <w:rFonts w:ascii="標楷體" w:eastAsia="標楷體" w:hAnsi="標楷體"/>
-                <w:sz w:val="26"/>
-                <w:szCs w:val="26"/>
-              </w:rPr>
-            </w:pPr>
-            <w:r>
-              <w:rPr>
-                <w:rFonts w:ascii="標楷體" w:eastAsia="標楷體" w:hAnsi="標楷體" w:hint="eastAsia"/>
-                <w:sz w:val="26"/>
-                <w:szCs w:val="26"/>
-              </w:rPr>
-              <w:t>(</w:t>
-            </w:r>
-            <w:r>
-              <w:rPr>
-                <w:rFonts w:ascii="標楷體" w:eastAsia="標楷體" w:hAnsi="標楷體"/>
-                <w:sz w:val="26"/>
-                <w:szCs w:val="26"/>
-              </w:rPr>
-              <w:t>b</w:t>
-            </w:r>
-            <w:r>
-              <w:rPr>
-                <w:rFonts w:ascii="標楷體" w:eastAsia="標楷體" w:hAnsi="標楷體" w:hint="eastAsia"/>
-                <w:sz w:val="26"/>
-                <w:szCs w:val="26"/>
-              </w:rPr>
-              <w:t>)特定人繳納期間：</w:t>
-            </w:r>
-            <w:r>
-              <w:rPr>
-                <w:rFonts w:ascii="標楷體" w:eastAsia="標楷體" w:hAnsi="標楷體" w:hint="eastAsia"/>
-                <w:sz w:val="26"/>
-                <w:szCs w:val="26"/>
-              </w:rPr>
-              <w:t>114</w:t>
-            </w:r>
-            <w:r>
-              <w:rPr>
-                <w:rFonts w:ascii="標楷體" w:eastAsia="標楷體" w:hAnsi="標楷體" w:hint="eastAsia"/>
-                <w:sz w:val="26"/>
-                <w:szCs w:val="26"/>
-              </w:rPr>
-              <w:t>年</w:t>
-            </w:r>
-            <w:r>
-              <w:rPr>
-                <w:rFonts w:ascii="標楷體" w:eastAsia="標楷體" w:hAnsi="標楷體" w:hint="eastAsia"/>
-                <w:sz w:val="26"/>
-                <w:szCs w:val="26"/>
-              </w:rPr>
-              <w:t>04</w:t>
-            </w:r>
-            <w:r>
-              <w:rPr>
-                <w:rFonts w:ascii="標楷體" w:eastAsia="標楷體" w:hAnsi="標楷體" w:hint="eastAsia"/>
-                <w:sz w:val="26"/>
-                <w:szCs w:val="26"/>
-              </w:rPr>
-              <w:t>月</w:t>
-            </w:r>
-            <w:r>
-              <w:rPr>
-                <w:rFonts w:ascii="標楷體" w:eastAsia="標楷體" w:hAnsi="標楷體" w:hint="eastAsia"/>
-                <w:sz w:val="26"/>
-                <w:szCs w:val="26"/>
-              </w:rPr>
-              <w:t>17</w:t>
-            </w:r>
-            <w:r>
-              <w:rPr>
-                <w:rFonts w:ascii="標楷體" w:eastAsia="標楷體" w:hAnsi="標楷體" w:hint="eastAsia"/>
-                <w:sz w:val="26"/>
-                <w:szCs w:val="26"/>
-              </w:rPr>
-              <w:t>日至</w:t>
-            </w:r>
-            <w:r>
-              <w:rPr>
-                <w:rFonts w:ascii="標楷體" w:eastAsia="標楷體" w:hAnsi="標楷體" w:hint="eastAsia"/>
-                <w:sz w:val="26"/>
-                <w:szCs w:val="26"/>
-              </w:rPr>
-              <w:t>114</w:t>
-            </w:r>
-            <w:r>
-              <w:rPr>
-                <w:rFonts w:ascii="標楷體" w:eastAsia="標楷體" w:hAnsi="標楷體" w:hint="eastAsia"/>
-                <w:sz w:val="26"/>
-                <w:szCs w:val="26"/>
-              </w:rPr>
-              <w:t>年</w:t>
-            </w:r>
-            <w:r>
-              <w:rPr>
-                <w:rFonts w:ascii="標楷體" w:eastAsia="標楷體" w:hAnsi="標楷體" w:hint="eastAsia"/>
-                <w:sz w:val="26"/>
-                <w:szCs w:val="26"/>
-              </w:rPr>
-              <w:t>04</w:t>
-            </w:r>
-            <w:r>
-              <w:rPr>
-                <w:rFonts w:ascii="標楷體" w:eastAsia="標楷體" w:hAnsi="標楷體" w:hint="eastAsia"/>
-                <w:sz w:val="26"/>
-                <w:szCs w:val="26"/>
-              </w:rPr>
-              <w:t>月</w:t>
-            </w:r>
-            <w:r>
-              <w:rPr>
-                <w:rFonts w:ascii="標楷體" w:eastAsia="標楷體" w:hAnsi="標楷體" w:hint="eastAsia"/>
-                <w:sz w:val="26"/>
-                <w:szCs w:val="26"/>
-              </w:rPr>
-              <w:t>18</w:t>
-            </w:r>
-            <w:r>
-              <w:rPr>
-                <w:rFonts w:ascii="標楷體" w:eastAsia="標楷體" w:hAnsi="標楷體" w:hint="eastAsia"/>
-                <w:sz w:val="26"/>
-                <w:szCs w:val="26"/>
-              </w:rPr>
-              <w:t>日。</w:t>
-            </w:r>
-          </w:p>
-          <w:p>
-            <w:pPr>
-              <w:snapToGrid w:val="0"/>
-              <w:spacing w:before="40" w:after="40" w:line="420" w:lineRule="atLeast"/>
-              <w:ind w:firstLineChars="200" w:firstLine="520"/>
-              <w:rPr>
-                <w:rFonts w:eastAsia="標楷體" w:hAnsi="標楷體"/>
-                <w:color w:val="000000"/>
-                <w:sz w:val="26"/>
-                <w:szCs w:val="26"/>
-              </w:rPr>
-            </w:pPr>
-            <w:r>
-              <w:rPr>
-                <w:rFonts w:ascii="標楷體" w:eastAsia="標楷體" w:hAnsi="標楷體" w:hint="eastAsia"/>
-                <w:color w:val="000000"/>
-                <w:sz w:val="26"/>
-                <w:szCs w:val="26"/>
-              </w:rPr>
-              <w:t>(</w:t>
-            </w:r>
-            <w:r>
-              <w:rPr>
-                <w:rFonts w:ascii="標楷體" w:eastAsia="標楷體" w:hAnsi="標楷體"/>
-                <w:color w:val="000000"/>
-                <w:sz w:val="26"/>
-                <w:szCs w:val="26"/>
-              </w:rPr>
-              <w:t>c</w:t>
-            </w:r>
-            <w:r>
-              <w:rPr>
-                <w:rFonts w:ascii="標楷體" w:eastAsia="標楷體" w:hAnsi="標楷體" w:hint="eastAsia"/>
-                <w:color w:val="000000"/>
-                <w:sz w:val="26"/>
-                <w:szCs w:val="26"/>
-              </w:rPr>
-              <w:t>)</w:t>
-            </w:r>
-            <w:r>
-              <w:rPr>
-                <w:rFonts w:ascii="標楷體" w:eastAsia="標楷體" w:hAnsi="標楷體" w:hint="eastAsia"/>
-                <w:sz w:val="26"/>
-                <w:szCs w:val="26"/>
-              </w:rPr>
-              <w:t>現金增資基準日：</w:t>
-            </w:r>
-            <w:r>
-              <w:rPr>
-                <w:rFonts w:ascii="標楷體" w:eastAsia="標楷體" w:hAnsi="標楷體" w:hint="eastAsia"/>
-                <w:sz w:val="26"/>
-                <w:szCs w:val="26"/>
-              </w:rPr>
-              <w:t>114</w:t>
-            </w:r>
-            <w:r>
-              <w:rPr>
-                <w:rFonts w:ascii="標楷體" w:eastAsia="標楷體" w:hAnsi="標楷體" w:hint="eastAsia"/>
-                <w:sz w:val="26"/>
-                <w:szCs w:val="26"/>
-              </w:rPr>
-              <w:t>年</w:t>
-            </w:r>
-            <w:r>
-              <w:rPr>
-                <w:rFonts w:ascii="標楷體" w:eastAsia="標楷體" w:hAnsi="標楷體" w:hint="eastAsia"/>
-                <w:sz w:val="26"/>
-                <w:szCs w:val="26"/>
-              </w:rPr>
-              <w:t>04</w:t>
-            </w:r>
-            <w:r>
-              <w:rPr>
-                <w:rFonts w:ascii="標楷體" w:eastAsia="標楷體" w:hAnsi="標楷體" w:hint="eastAsia"/>
-                <w:sz w:val="26"/>
-                <w:szCs w:val="26"/>
-              </w:rPr>
-              <w:t>月</w:t>
-            </w:r>
-            <w:r>
-              <w:rPr>
-                <w:rFonts w:ascii="標楷體" w:eastAsia="標楷體" w:hAnsi="標楷體" w:hint="eastAsia"/>
-                <w:sz w:val="26"/>
-                <w:szCs w:val="26"/>
-              </w:rPr>
-              <w:t>20</w:t>
-            </w:r>
-            <w:r>
-              <w:rPr>
-                <w:rFonts w:ascii="標楷體" w:eastAsia="標楷體" w:hAnsi="標楷體" w:hint="eastAsia"/>
-                <w:sz w:val="26"/>
-                <w:szCs w:val="26"/>
-              </w:rPr>
-              <w:t>日。</w:t>
-            </w:r>
-          </w:p>
-        </w:tc>
-      </w:tr>
-      <w:tr>
-        <w:trPr>
-          <w:cantSplit/>
-        </w:trPr>
-        <w:tc>
-          <w:tcPr>
-            <w:tcW w:w="568" w:type="dxa"/>
-            <w:vMerge/>
-            <w:vAlign w:val="center"/>
-          </w:tcPr>
-          <w:p>
-            <w:pPr>
-              <w:snapToGrid w:val="0"/>
-              <w:spacing w:before="40" w:after="40" w:line="420" w:lineRule="atLeast"/>
-              <w:rPr>
-                <w:rFonts w:eastAsia="標楷體" w:hAnsi="標楷體"/>
-                <w:color w:val="000000"/>
-                <w:sz w:val="26"/>
-                <w:szCs w:val="26"/>
-              </w:rPr>
-            </w:pPr>
-          </w:p>
-        </w:tc>
-        <w:tc>
-          <w:tcPr>
-            <w:tcW w:w="900" w:type="dxa"/>
-          </w:tcPr>
-          <w:p>
-            <w:pPr>
-              <w:snapToGrid w:val="0"/>
-              <w:spacing w:before="40" w:after="40" w:line="420" w:lineRule="atLeast"/>
-              <w:rPr>
-                <w:rFonts w:eastAsia="標楷體" w:hAnsi="標楷體"/>
-                <w:color w:val="000000"/>
-                <w:sz w:val="26"/>
-                <w:szCs w:val="26"/>
-              </w:rPr>
-            </w:pPr>
-            <w:r>
-              <w:rPr>
-                <w:rFonts w:eastAsia="標楷體" w:hAnsi="標楷體"/>
-                <w:color w:val="000000"/>
-                <w:sz w:val="26"/>
-                <w:szCs w:val="26"/>
-              </w:rPr>
-              <w:t>決議：</w:t>
-            </w:r>
-          </w:p>
-        </w:tc>
-        <w:tc>
-          <w:tcPr>
-            <w:tcW w:w="7922" w:type="dxa"/>
-            <w:gridSpan w:val="6"/>
-          </w:tcPr>
-          <w:p>
-            <w:pPr>
-              <w:snapToGrid w:val="0"/>
-              <w:spacing w:before="40" w:after="40" w:line="420" w:lineRule="atLeast"/>
-              <w:rPr>
-                <w:rFonts w:eastAsia="標楷體" w:hAnsi="標楷體"/>
-                <w:color w:val="000000"/>
-                <w:sz w:val="26"/>
-                <w:szCs w:val="26"/>
-              </w:rPr>
-            </w:pPr>
-            <w:r>
-              <w:rPr>
-                <w:rFonts w:eastAsia="標楷體" w:hAnsi="標楷體" w:hint="eastAsia"/>
-                <w:color w:val="000000"/>
-                <w:sz w:val="26"/>
-                <w:szCs w:val="26"/>
-              </w:rPr>
-              <w:t>經主席徵詢全體出席董事，一致同意通過。</w:t>
-            </w:r>
-          </w:p>
-          <w:p>
-            <w:pPr>
-              <w:snapToGrid w:val="0"/>
-              <w:spacing w:before="40" w:after="40" w:line="420" w:lineRule="atLeast"/>
-              <w:rPr>
-                <w:rFonts w:eastAsia="標楷體" w:hAnsi="標楷體"/>
-                <w:color w:val="000000"/>
-                <w:sz w:val="26"/>
-                <w:szCs w:val="26"/>
-              </w:rPr>
-            </w:pPr>
-          </w:p>
-        </w:tc>
-      </w:tr>
-      <w:tr>
-        <w:trPr>
-          <w:cantSplit/>
-        </w:trPr>
-        <w:tc>
-          <w:tcPr>
-            <w:tcW w:w="2000" w:type="dxa"/>
-            <w:gridSpan w:val="3"/>
-          </w:tcPr>
-          <w:p>
-            <w:pPr>
-              <w:snapToGrid w:val="0"/>
-              <w:spacing w:before="40" w:after="40" w:line="420" w:lineRule="atLeast"/>
-              <w:jc w:val="both"/>
-              <w:rPr>
-                <w:rFonts w:eastAsia="標楷體"/>
-                <w:color w:val="000000"/>
-                <w:sz w:val="26"/>
-                <w:szCs w:val="26"/>
-              </w:rPr>
-            </w:pPr>
-            <w:r>
-              <w:rPr>
-                <w:rFonts w:eastAsia="標楷體" w:hAnsi="標楷體"/>
-                <w:color w:val="000000"/>
-                <w:sz w:val="26"/>
-                <w:szCs w:val="26"/>
-              </w:rPr>
-              <w:t>八</w:t>
-            </w:r>
-            <w:r>
-              <w:rPr>
-                <w:rFonts w:eastAsia="標楷體"/>
-                <w:color w:val="000000"/>
-                <w:sz w:val="26"/>
-                <w:szCs w:val="26"/>
-              </w:rPr>
-              <w:t xml:space="preserve"> </w:t>
-            </w:r>
-            <w:r>
-              <w:rPr>
-                <w:rFonts w:eastAsia="標楷體" w:hAnsi="標楷體"/>
-                <w:color w:val="000000"/>
-                <w:sz w:val="26"/>
-                <w:szCs w:val="26"/>
-              </w:rPr>
-              <w:t>、</w:t>
-            </w:r>
-            <w:r>
-              <w:rPr>
-                <w:rFonts w:eastAsia="標楷體"/>
-                <w:color w:val="000000"/>
-                <w:sz w:val="26"/>
-                <w:szCs w:val="26"/>
-              </w:rPr>
-              <w:t xml:space="preserve"> </w:t>
-            </w:r>
-            <w:r>
-              <w:rPr>
-                <w:rFonts w:eastAsia="標楷體" w:hAnsi="標楷體"/>
-                <w:color w:val="000000"/>
-                <w:sz w:val="26"/>
-                <w:szCs w:val="26"/>
-              </w:rPr>
-              <w:t>散</w:t>
-            </w:r>
-            <w:r>
-              <w:rPr>
-                <w:rFonts w:eastAsia="標楷體"/>
-                <w:color w:val="000000"/>
-                <w:sz w:val="26"/>
-                <w:szCs w:val="26"/>
-              </w:rPr>
-              <w:t xml:space="preserve">  </w:t>
-            </w:r>
-            <w:r>
-              <w:rPr>
-                <w:rFonts w:eastAsia="標楷體" w:hAnsi="標楷體"/>
-                <w:color w:val="000000"/>
-                <w:sz w:val="26"/>
-                <w:szCs w:val="26"/>
-              </w:rPr>
-              <w:t>會：</w:t>
-            </w:r>
-          </w:p>
-        </w:tc>
-        <w:tc>
-          <w:tcPr>
-            <w:tcW w:w="7390" w:type="dxa"/>
-            <w:gridSpan w:val="5"/>
-          </w:tcPr>
-          <w:p>
-            <w:pPr>
-              <w:snapToGrid w:val="0"/>
-              <w:spacing w:before="40" w:after="40" w:line="420" w:lineRule="atLeast"/>
-              <w:jc w:val="both"/>
-              <w:rPr>
-                <w:rFonts w:eastAsia="標楷體"/>
-                <w:color w:val="000000"/>
-                <w:sz w:val="26"/>
-                <w:szCs w:val="26"/>
-              </w:rPr>
-            </w:pPr>
-          </w:p>
-        </w:tc>
-      </w:tr>
-      <w:tr>
-        <w:trPr>
-          <w:cantSplit/>
-        </w:trPr>
-        <w:tc>
-          <w:tcPr>
-            <w:tcW w:w="9390" w:type="dxa"/>
-            <w:gridSpan w:val="8"/>
-          </w:tcPr>
-          <w:p>
-            <w:pPr>
-              <w:snapToGrid w:val="0"/>
-              <w:spacing w:before="40" w:after="40" w:line="420" w:lineRule="atLeast"/>
-              <w:jc w:val="both"/>
-              <w:rPr>
-                <w:rFonts w:eastAsia="標楷體"/>
-                <w:color w:val="000000"/>
-                <w:sz w:val="26"/>
-                <w:szCs w:val="26"/>
-              </w:rPr>
-            </w:pPr>
-          </w:p>
-          <w:p>
-            <w:pPr>
-              <w:snapToGrid w:val="0"/>
-              <w:spacing w:before="40" w:after="40" w:line="420" w:lineRule="atLeast"/>
-              <w:jc w:val="both"/>
-              <w:rPr>
-                <w:rFonts w:eastAsia="標楷體"/>
-                <w:color w:val="000000"/>
-                <w:sz w:val="22"/>
-                <w:szCs w:val="22"/>
-              </w:rPr>
-            </w:pPr>
-            <w:r>
-              <w:rPr>
-                <w:rFonts w:eastAsia="標楷體"/>
-                <w:color w:val="000000"/>
-                <w:sz w:val="22"/>
-                <w:szCs w:val="22"/>
-              </w:rPr>
-              <w:t>(</w:t>
-            </w:r>
-            <w:r>
-              <w:rPr>
-                <w:rFonts w:eastAsia="標楷體" w:hAnsi="標楷體"/>
-                <w:color w:val="000000"/>
-                <w:sz w:val="22"/>
-                <w:szCs w:val="22"/>
-              </w:rPr>
-              <w:t>加蓋公司印章</w:t>
-            </w:r>
-            <w:r>
-              <w:rPr>
-                <w:rFonts w:eastAsia="標楷體"/>
-                <w:color w:val="000000"/>
-                <w:sz w:val="22"/>
-                <w:szCs w:val="22"/>
-              </w:rPr>
-              <w:t>)</w:t>
-            </w:r>
-          </w:p>
-          <w:p>
-            <w:pPr>
-              <w:snapToGrid w:val="0"/>
-              <w:spacing w:before="40" w:after="40" w:line="420" w:lineRule="atLeast"/>
-              <w:jc w:val="both"/>
-              <w:rPr>
-                <w:rFonts w:eastAsia="標楷體"/>
-                <w:color w:val="000000"/>
-                <w:sz w:val="26"/>
-                <w:szCs w:val="26"/>
-              </w:rPr>
-            </w:pPr>
-          </w:p>
-        </w:tc>
-      </w:tr>
-      <w:tr>
-        <w:trPr>
-          <w:trHeight w:val="1619"/>
-        </w:trPr>
-        <w:tc>
-          <w:tcPr>
             <w:tcW w:w="4172" w:type="dxa"/>
-            <w:gridSpan w:val="5"/>
+            <w:gridSpan w:val="2"/>
           </w:tcPr>
           <w:p>
             <w:pPr>
@@ -4155,46 +1841,19 @@
               <w:rPr>
                 <w:rFonts w:eastAsia="標楷體"/>
                 <w:color w:val="000000"/>
-                <w:sz w:val="26"/>
-                <w:szCs w:val="26"/>
-              </w:rPr>
-            </w:pPr>
-            <w:r>
-              <w:rPr>
-                <w:rFonts w:eastAsia="標楷體" w:hAnsi="標楷體"/>
-                <w:color w:val="000000"/>
-                <w:sz w:val="26"/>
-                <w:szCs w:val="26"/>
+                <w:sz w:val="28"/>
+                <w:szCs w:val="28"/>
+              </w:rPr>
+            </w:pPr>
+            <w:r>
+              <w:rPr>
+                <w:rFonts w:eastAsia="標楷體" w:hint="eastAsia"/>
+                <w:color w:val="000000"/>
+                <w:sz w:val="28"/>
+                <w:szCs w:val="28"/>
               </w:rPr>
               <w:t>主席：</w:t>
             </w:r>
-            <w:r>
-              <w:rPr>
-                <w:rFonts w:eastAsia="標楷體"/>
-                <w:color w:val="000000"/>
-                <w:sz w:val="26"/>
-                <w:szCs w:val="26"/>
-              </w:rPr>
-              <w:t xml:space="preserve">        (</w:t>
-            </w:r>
-            <w:r>
-              <w:rPr>
-                <w:rFonts w:eastAsia="標楷體" w:hAnsi="標楷體"/>
-                <w:color w:val="000000"/>
-                <w:sz w:val="26"/>
-                <w:szCs w:val="26"/>
-              </w:rPr>
-              <w:t>簽章</w:t>
-            </w:r>
-            <w:r>
-              <w:rPr>
-                <w:rFonts w:eastAsia="標楷體"/>
-                <w:color w:val="000000"/>
-                <w:sz w:val="26"/>
-                <w:szCs w:val="26"/>
-              </w:rPr>
-              <w:t>)</w:t>
-            </w:r>
           </w:p>
           <w:p>
             <w:pPr>
@@ -4202,52 +1861,35 @@
               <w:rPr>
                 <w:rFonts w:eastAsia="標楷體"/>
                 <w:color w:val="000000"/>
-                <w:sz w:val="26"/>
-                <w:szCs w:val="26"/>
-              </w:rPr>
-            </w:pPr>
-            <w:r>
-              <w:rPr>
-                <w:rFonts w:eastAsia="標楷體" w:hAnsi="標楷體"/>
-                <w:color w:val="000000"/>
-                <w:sz w:val="26"/>
-                <w:szCs w:val="26"/>
-              </w:rPr>
-              <w:t>記錄：</w:t>
-            </w:r>
-            <w:r>
-              <w:rPr>
-                <w:rFonts w:eastAsia="標楷體"/>
-                <w:color w:val="000000"/>
-                <w:sz w:val="26"/>
-                <w:szCs w:val="26"/>
-              </w:rPr>
-              <w:t xml:space="preserve">        (</w:t>
-            </w:r>
-            <w:r>
-              <w:rPr>
-                <w:rFonts w:eastAsia="標楷體" w:hAnsi="標楷體"/>
-                <w:color w:val="000000"/>
-                <w:sz w:val="26"/>
-                <w:szCs w:val="26"/>
-              </w:rPr>
-              <w:t>簽章</w:t>
-            </w:r>
-            <w:r>
-              <w:rPr>
-                <w:rFonts w:eastAsia="標楷體"/>
-                <w:color w:val="000000"/>
-                <w:sz w:val="26"/>
-                <w:szCs w:val="26"/>
-              </w:rPr>
-              <w:t>)</w:t>
+                <w:sz w:val="28"/>
+                <w:szCs w:val="28"/>
+              </w:rPr>
+            </w:pPr>
+          </w:p>
+          <w:p>
+            <w:pPr>
+              <w:spacing w:line="480" w:lineRule="atLeast"/>
+              <w:rPr>
+                <w:rFonts w:eastAsia="標楷體"/>
+                <w:color w:val="000000"/>
+                <w:sz w:val="28"/>
+                <w:szCs w:val="28"/>
+              </w:rPr>
+            </w:pPr>
+            <w:r>
+              <w:rPr>
+                <w:rFonts w:eastAsia="標楷體" w:hint="eastAsia"/>
+                <w:color w:val="000000"/>
+                <w:sz w:val="28"/>
+                <w:szCs w:val="28"/>
+              </w:rPr>
+              <w:t>紀錄：</w:t>
             </w:r>
           </w:p>
         </w:tc>
         <w:tc>
           <w:tcPr>
             <w:tcW w:w="5218" w:type="dxa"/>
-            <w:gridSpan w:val="3"/>
           </w:tcPr>
           <w:p>
             <w:pPr>
@@ -4255,14 +1897,78 @@
               <w:rPr>
                 <w:rFonts w:eastAsia="標楷體"/>
                 <w:color w:val="000000"/>
-                <w:sz w:val="26"/>
-                <w:szCs w:val="26"/>
+                <w:sz w:val="28"/>
+                <w:szCs w:val="28"/>
               </w:rPr>
             </w:pPr>
           </w:p>
         </w:tc>
       </w:tr>
     </w:tbl>
+    <w:p>
+      <w:pPr>
+        <w:snapToGrid w:val="0"/>
+        <w:spacing w:line="240" w:lineRule="atLeast"/>
+        <w:rPr>
+          <w:rFonts w:eastAsia="標楷體"/>
+          <w:sz w:val="28"/>
+          <w:szCs w:val="28"/>
+        </w:rPr>
+      </w:pPr>
+    </w:p>
+    <w:p>
+      <w:pPr>
+        <w:snapToGrid w:val="0"/>
+        <w:spacing w:line="240" w:lineRule="atLeast"/>
+        <w:rPr>
+          <w:rFonts w:eastAsia="標楷體"/>
+          <w:sz w:val="28"/>
+          <w:szCs w:val="28"/>
+        </w:rPr>
+      </w:pPr>
+    </w:p>
+    <w:p>
+      <w:pPr>
+        <w:snapToGrid w:val="0"/>
+        <w:spacing w:line="240" w:lineRule="atLeast"/>
+        <w:rPr>
+          <w:rFonts w:eastAsia="標楷體" w:hint="eastAsia"/>
+          <w:sz w:val="28"/>
+          <w:szCs w:val="28"/>
+        </w:rPr>
+      </w:pPr>
+    </w:p>
+    <w:p>
+      <w:pPr>
+        <w:snapToGrid w:val="0"/>
+        <w:spacing w:line="240" w:lineRule="atLeast"/>
+        <w:rPr>
+          <w:rFonts w:eastAsia="標楷體" w:hint="eastAsia"/>
+          <w:sz w:val="28"/>
+          <w:szCs w:val="28"/>
+        </w:rPr>
+      </w:pPr>
+    </w:p>
+    <w:p>
+      <w:pPr>
+        <w:snapToGrid w:val="0"/>
+        <w:spacing w:line="240" w:lineRule="atLeast"/>
+        <w:jc w:val="center"/>
+        <w:rPr>
+          <w:rFonts w:eastAsia="標楷體"/>
+          <w:sz w:val="28"/>
+          <w:szCs w:val="28"/>
+        </w:rPr>
+      </w:pPr>
+      <w:r>
+        <w:rPr>
+          <w:rFonts w:eastAsia="標楷體"/>
+          <w:sz w:val="28"/>
+          <w:szCs w:val="28"/>
+        </w:rPr>
+        <w:br w:type="page"/>
+      </w:r>
+    </w:p>
     <w:p>
       <w:pPr>
         <w:snapToGrid w:val="0"/>
@@ -4289,6 +1995,8 @@
           <w:szCs w:val="48"/>
         </w:rPr>
       </w:pPr>
+      <w:proofErr w:type="spellStart"/>
+      <w:proofErr w:type="spellEnd"/>
       <w:r>
         <w:rPr>
           <w:rFonts w:eastAsia="標楷體"/>
@@ -4441,7 +2149,25 @@
           <w:sz w:val="28"/>
           <w:szCs w:val="28"/>
         </w:rPr>
-        <w:t>四、委託人所稱之事實，均係正確，如有虛偽不實等情事一經發現受任人得隨時終止本約。所有約定酬金及受任人因處理委託事務所墊付之費用，仍應付清，如委任事務終了後發現有虛偽不實等情事所衍生的民、刑事責任完全由委任人負責之。</w:t>
+        <w:t>四、委託人所稱之事實，</w:t>
+      </w:r>
+      <w:proofErr w:type="gramStart"/>
+      <w:r>
+        <w:rPr>
+          <w:rFonts w:eastAsia="標楷體" w:hint="eastAsia"/>
+          <w:sz w:val="28"/>
+          <w:szCs w:val="28"/>
+        </w:rPr>
+        <w:t>均係正確</w:t>
+      </w:r>
+      <w:proofErr w:type="gramEnd"/>
+      <w:r>
+        <w:rPr>
+          <w:rFonts w:eastAsia="標楷體" w:hint="eastAsia"/>
+          <w:sz w:val="28"/>
+          <w:szCs w:val="28"/>
+        </w:rPr>
+        <w:t>，如有虛偽不實等情事一經發現受任人得隨時終止本約。所有約定酬金及受任人因處理委託事務所墊付之費用，仍應付清，如委任事務終了後發現有虛偽不實等情事所衍生的民、刑事責任完全由委任人負責之。</w:t>
       </w:r>
     </w:p>
     <w:p>
@@ -4492,6 +2218,8 @@
           <w:szCs w:val="28"/>
         </w:rPr>
       </w:pPr>
+      <w:proofErr w:type="spellStart"/>
+      <w:proofErr w:type="spellEnd"/>
       <w:r>
         <w:rPr>
           <w:rFonts w:eastAsia="標楷體"/>
@@ -4510,6 +2238,8 @@
           <w:szCs w:val="28"/>
         </w:rPr>
       </w:pPr>
+      <w:proofErr w:type="spellStart"/>
+      <w:proofErr w:type="spellEnd"/>
       <w:r>
         <w:rPr>
           <w:rFonts w:eastAsia="標楷體"/>
@@ -4614,7 +2344,25 @@
           <w:sz w:val="28"/>
           <w:szCs w:val="28"/>
         </w:rPr>
-        <w:t>事務所地址：臺中市西區五權路</w:t>
+        <w:t>事務所地址：</w:t>
+      </w:r>
+      <w:proofErr w:type="gramStart"/>
+      <w:r>
+        <w:rPr>
+          <w:rFonts w:eastAsia="標楷體" w:hint="eastAsia"/>
+          <w:sz w:val="28"/>
+          <w:szCs w:val="28"/>
+        </w:rPr>
+        <w:t>臺</w:t>
+      </w:r>
+      <w:proofErr w:type="gramEnd"/>
+      <w:r>
+        <w:rPr>
+          <w:rFonts w:eastAsia="標楷體" w:hint="eastAsia"/>
+          <w:sz w:val="28"/>
+          <w:szCs w:val="28"/>
+        </w:rPr>
+        <w:t>中市西區五權路</w:t>
       </w:r>
       <w:r>
         <w:rPr>
@@ -5942,7 +3690,6 @@
   <w:style w:type="character" w:default="1" w:styleId="a1">
     <w:name w:val="Default Paragraph Font"/>
     <w:uiPriority w:val="1"/>
-    <w:semiHidden/>
     <w:unhideWhenUsed/>
   </w:style>
   <w:style w:type="table" w:default="1" w:styleId="a2">
@@ -6161,6 +3908,31 @@
         <w:insideV w:val="single" w:sz="4" w:space="0" w:color="auto"/>
       </w:tblBorders>
     </w:tblPr>
+  </w:style>
+  <w:style w:type="paragraph" w:styleId="HTML">
+    <w:name w:val="HTML Preformatted"/>
+    <w:basedOn w:val="a"/>
+    <w:link w:val="HTML0"/>
+    <w:uiPriority w:val="99"/>
+    <w:semiHidden/>
+    <w:unhideWhenUsed/>
+    <w:rsid w:val="00996DEE"/>
+    <w:rPr>
+      <w:rFonts w:ascii="Courier New" w:hAnsi="Courier New" w:cs="Courier New"/>
+      <w:sz w:val="20"/>
+      <w:szCs w:val="20"/>
+    </w:rPr>
+  </w:style>
+  <w:style w:type="character" w:customStyle="1" w:styleId="HTML0">
+    <w:name w:val="HTML 預設格式 字元"/>
+    <w:link w:val="HTML"/>
+    <w:uiPriority w:val="99"/>
+    <w:semiHidden/>
+    <w:rsid w:val="00996DEE"/>
+    <w:rPr>
+      <w:rFonts w:ascii="Courier New" w:hAnsi="Courier New" w:cs="Courier New"/>
+      <w:kern w:val="2"/>
+    </w:rPr>
   </w:style>
 </w:styles>
 </file>
